--- a/lessons/5-1/readiness/practice.docx
+++ b/lessons/5-1/readiness/practice.docx
@@ -86,7 +86,1811 @@
     </w:p>
     <w:p>
       <w:pPr>
-        <w:spacing w:after="120" w:before="0"/>
+        <w:spacing w:after="60" w:before="120"/>
+      </w:pPr>
+      <w:r>
+        <w:rPr>
+          <w:b/>
+          <w:bCs/>
+          <w:color w:val="0F2B3C"/>
+          <w:sz w:val="24"/>
+          <w:szCs w:val="24"/>
+        </w:rPr>
+        <w:t xml:space="preserve">Vocabulary Anchor Box</w:t>
+      </w:r>
+    </w:p>
+    <w:tbl>
+      <w:tblPr>
+        <w:tblW w:type="dxa" w:w="9360"/>
+        <w:tblBorders>
+          <w:top w:val="single" w:color="C7D2DD" w:sz="6"/>
+          <w:left w:val="single" w:color="C7D2DD" w:sz="6"/>
+          <w:bottom w:val="single" w:color="C7D2DD" w:sz="6"/>
+          <w:right w:val="single" w:color="C7D2DD" w:sz="6"/>
+          <w:insideH w:val="single" w:color="C7D2DD" w:sz="6"/>
+          <w:insideV w:val="single" w:color="C7D2DD" w:sz="6"/>
+        </w:tblBorders>
+      </w:tblPr>
+      <w:tblGrid>
+        <w:gridCol w:w="1800"/>
+        <w:gridCol w:w="3160"/>
+        <w:gridCol w:w="2200"/>
+        <w:gridCol w:w="2200"/>
+      </w:tblGrid>
+      <w:tr>
+        <w:trPr>
+          <w:cantSplit/>
+          <w:tblHeader/>
+        </w:trPr>
+        <w:tc>
+          <w:tcPr>
+            <w:tcW w:type="dxa" w:w="1800"/>
+            <w:shd w:fill="EEF4F8" w:color="auto" w:val="clear"/>
+            <w:tcMar>
+              <w:top w:type="dxa" w:w="60"/>
+              <w:left w:type="dxa" w:w="100"/>
+              <w:bottom w:type="dxa" w:w="60"/>
+              <w:right w:type="dxa" w:w="100"/>
+            </w:tcMar>
+          </w:tcPr>
+          <w:p>
+            <w:pPr>
+              <w:spacing w:after="0" w:before="0"/>
+            </w:pPr>
+            <w:r>
+              <w:rPr>
+                <w:b/>
+                <w:bCs/>
+                <w:color w:val="0F2B3C"/>
+                <w:sz w:val="18"/>
+                <w:szCs w:val="18"/>
+              </w:rPr>
+              <w:t xml:space="preserve">Concept Term</w:t>
+            </w:r>
+          </w:p>
+        </w:tc>
+        <w:tc>
+          <w:tcPr>
+            <w:tcW w:type="dxa" w:w="3160"/>
+            <w:shd w:fill="EEF4F8" w:color="auto" w:val="clear"/>
+            <w:tcMar>
+              <w:top w:type="dxa" w:w="60"/>
+              <w:left w:type="dxa" w:w="100"/>
+              <w:bottom w:type="dxa" w:w="60"/>
+              <w:right w:type="dxa" w:w="100"/>
+            </w:tcMar>
+          </w:tcPr>
+          <w:p>
+            <w:pPr>
+              <w:spacing w:after="0" w:before="0"/>
+            </w:pPr>
+            <w:r>
+              <w:rPr>
+                <w:b/>
+                <w:bCs/>
+                <w:color w:val="0F2B3C"/>
+                <w:sz w:val="18"/>
+                <w:szCs w:val="18"/>
+              </w:rPr>
+              <w:t xml:space="preserve">Student-Friendly Definition</w:t>
+            </w:r>
+          </w:p>
+        </w:tc>
+        <w:tc>
+          <w:tcPr>
+            <w:tcW w:type="dxa" w:w="2200"/>
+            <w:shd w:fill="EEF4F8" w:color="auto" w:val="clear"/>
+            <w:tcMar>
+              <w:top w:type="dxa" w:w="60"/>
+              <w:left w:type="dxa" w:w="100"/>
+              <w:bottom w:type="dxa" w:w="60"/>
+              <w:right w:type="dxa" w:w="100"/>
+            </w:tcMar>
+          </w:tcPr>
+          <w:p>
+            <w:pPr>
+              <w:spacing w:after="0" w:before="0"/>
+            </w:pPr>
+            <w:r>
+              <w:rPr>
+                <w:b/>
+                <w:bCs/>
+                <w:color w:val="0F2B3C"/>
+                <w:sz w:val="18"/>
+                <w:szCs w:val="18"/>
+              </w:rPr>
+              <w:t xml:space="preserve">Non-Example</w:t>
+            </w:r>
+          </w:p>
+        </w:tc>
+        <w:tc>
+          <w:tcPr>
+            <w:tcW w:type="dxa" w:w="2200"/>
+            <w:shd w:fill="EEF4F8" w:color="auto" w:val="clear"/>
+            <w:tcMar>
+              <w:top w:type="dxa" w:w="60"/>
+              <w:left w:type="dxa" w:w="100"/>
+              <w:bottom w:type="dxa" w:w="60"/>
+              <w:right w:type="dxa" w:w="100"/>
+            </w:tcMar>
+          </w:tcPr>
+          <w:p>
+            <w:pPr>
+              <w:spacing w:after="0" w:before="0"/>
+            </w:pPr>
+            <w:r>
+              <w:rPr>
+                <w:b/>
+                <w:bCs/>
+                <w:color w:val="0F2B3C"/>
+                <w:sz w:val="18"/>
+                <w:szCs w:val="18"/>
+              </w:rPr>
+              <w:t xml:space="preserve">Visual Clue</w:t>
+            </w:r>
+          </w:p>
+        </w:tc>
+      </w:tr>
+      <w:tr>
+        <w:trPr>
+          <w:cantSplit/>
+        </w:trPr>
+        <w:tc>
+          <w:tcPr>
+            <w:tcW w:type="dxa" w:w="1800"/>
+            <w:tcMar>
+              <w:top w:type="dxa" w:w="60"/>
+              <w:left w:type="dxa" w:w="100"/>
+              <w:bottom w:type="dxa" w:w="60"/>
+              <w:right w:type="dxa" w:w="100"/>
+            </w:tcMar>
+            <w:vAlign w:val="top"/>
+          </w:tcPr>
+          <w:p>
+            <w:pPr>
+              <w:spacing w:after="20" w:before="0"/>
+            </w:pPr>
+            <w:r>
+              <w:rPr>
+                <w:b/>
+                <w:bCs/>
+                <w:color w:val="0F2B3C"/>
+                <w:sz w:val="20"/>
+                <w:szCs w:val="20"/>
+              </w:rPr>
+              <w:t xml:space="preserve">Area of Parallelograms</w:t>
+            </w:r>
+          </w:p>
+          <w:p>
+            <w:pPr>
+              <w:spacing w:after="0" w:before="0"/>
+            </w:pPr>
+            <w:r>
+              <w:rPr>
+                <w:i/>
+                <w:iCs/>
+                <w:color w:val="5E6E7E"/>
+                <w:sz w:val="18"/>
+                <w:szCs w:val="18"/>
+              </w:rPr>
+              <w:t xml:space="preserve">Área de paralelogramos</w:t>
+            </w:r>
+          </w:p>
+        </w:tc>
+        <w:tc>
+          <w:tcPr>
+            <w:tcW w:type="dxa" w:w="3160"/>
+            <w:tcMar>
+              <w:top w:type="dxa" w:w="60"/>
+              <w:left w:type="dxa" w:w="100"/>
+              <w:bottom w:type="dxa" w:w="60"/>
+              <w:right w:type="dxa" w:w="100"/>
+            </w:tcMar>
+            <w:vAlign w:val="top"/>
+          </w:tcPr>
+          <w:p>
+            <w:pPr>
+              <w:spacing w:after="0" w:before="0"/>
+            </w:pPr>
+            <w:r>
+              <w:rPr>
+                <w:sz w:val="19"/>
+                <w:szCs w:val="19"/>
+              </w:rPr>
+              <w:t xml:space="preserve">The space inside a parallelogram. Formula: A = b × h, using the perpendicular height.</w:t>
+            </w:r>
+          </w:p>
+        </w:tc>
+        <w:tc>
+          <w:tcPr>
+            <w:tcW w:type="dxa" w:w="2200"/>
+            <w:tcMar>
+              <w:top w:type="dxa" w:w="60"/>
+              <w:left w:type="dxa" w:w="100"/>
+              <w:bottom w:type="dxa" w:w="60"/>
+              <w:right w:type="dxa" w:w="100"/>
+            </w:tcMar>
+            <w:vAlign w:val="top"/>
+          </w:tcPr>
+          <w:p>
+            <w:pPr>
+              <w:spacing w:after="30" w:before="0"/>
+            </w:pPr>
+            <w:r>
+              <w:rPr>
+                <w:i/>
+                <w:iCs/>
+                <w:color w:val="5E6E7E"/>
+                <w:sz w:val="18"/>
+                <w:szCs w:val="18"/>
+              </w:rPr>
+              <w:t xml:space="preserve">Not Area of Parallelograms: write a counter-example that does not fit the rule.</w:t>
+            </w:r>
+          </w:p>
+          <w:p>
+            <w:pPr>
+              <w:spacing w:after="50" w:before="0"/>
+            </w:pPr>
+            <w:r>
+              <w:rPr>
+                <w:color w:val="BBBBBB"/>
+                <w:sz w:val="18"/>
+                <w:szCs w:val="18"/>
+              </w:rPr>
+              <w:t xml:space="preserve">____________________________</w:t>
+            </w:r>
+          </w:p>
+        </w:tc>
+        <w:tc>
+          <w:tcPr>
+            <w:tcW w:type="dxa" w:w="2200"/>
+            <w:tcMar>
+              <w:top w:type="dxa" w:w="60"/>
+              <w:left w:type="dxa" w:w="100"/>
+              <w:bottom w:type="dxa" w:w="60"/>
+              <w:right w:type="dxa" w:w="100"/>
+            </w:tcMar>
+            <w:vAlign w:val="top"/>
+          </w:tcPr>
+          <w:p>
+            <w:pPr>
+              <w:spacing w:after="0" w:before="0"/>
+            </w:pPr>
+            <w:r>
+              <w:rPr>
+                <w:i/>
+                <w:iCs/>
+                <w:color w:val="5E6E7E"/>
+                <w:sz w:val="18"/>
+                <w:szCs w:val="18"/>
+              </w:rPr>
+              <w:t xml:space="preserve">A = b × h; if b = 10 cm and h = 6 cm, A = 60 cm².</w:t>
+            </w:r>
+          </w:p>
+        </w:tc>
+      </w:tr>
+      <w:tr>
+        <w:trPr>
+          <w:cantSplit/>
+        </w:trPr>
+        <w:tc>
+          <w:tcPr>
+            <w:tcW w:type="dxa" w:w="1800"/>
+            <w:tcMar>
+              <w:top w:type="dxa" w:w="60"/>
+              <w:left w:type="dxa" w:w="100"/>
+              <w:bottom w:type="dxa" w:w="60"/>
+              <w:right w:type="dxa" w:w="100"/>
+            </w:tcMar>
+            <w:vAlign w:val="top"/>
+          </w:tcPr>
+          <w:p>
+            <w:pPr>
+              <w:spacing w:after="20" w:before="0"/>
+            </w:pPr>
+            <w:r>
+              <w:rPr>
+                <w:b/>
+                <w:bCs/>
+                <w:color w:val="0F2B3C"/>
+                <w:sz w:val="20"/>
+                <w:szCs w:val="20"/>
+              </w:rPr>
+              <w:t xml:space="preserve">Slanted side</w:t>
+            </w:r>
+          </w:p>
+          <w:p>
+            <w:pPr>
+              <w:spacing w:after="0" w:before="0"/>
+            </w:pPr>
+            <w:r>
+              <w:rPr>
+                <w:i/>
+                <w:iCs/>
+                <w:color w:val="5E6E7E"/>
+                <w:sz w:val="18"/>
+                <w:szCs w:val="18"/>
+              </w:rPr>
+              <w:t xml:space="preserve">Lado inclinado</w:t>
+            </w:r>
+          </w:p>
+        </w:tc>
+        <w:tc>
+          <w:tcPr>
+            <w:tcW w:type="dxa" w:w="3160"/>
+            <w:tcMar>
+              <w:top w:type="dxa" w:w="60"/>
+              <w:left w:type="dxa" w:w="100"/>
+              <w:bottom w:type="dxa" w:w="60"/>
+              <w:right w:type="dxa" w:w="100"/>
+            </w:tcMar>
+            <w:vAlign w:val="top"/>
+          </w:tcPr>
+          <w:p>
+            <w:pPr>
+              <w:spacing w:after="0" w:before="0"/>
+            </w:pPr>
+            <w:r>
+              <w:rPr>
+                <w:sz w:val="19"/>
+                <w:szCs w:val="19"/>
+              </w:rPr>
+              <w:t xml:space="preserve">A side that leans instead of going straight up and down. It is not the perpendicular height.</w:t>
+            </w:r>
+          </w:p>
+        </w:tc>
+        <w:tc>
+          <w:tcPr>
+            <w:tcW w:type="dxa" w:w="2200"/>
+            <w:tcMar>
+              <w:top w:type="dxa" w:w="60"/>
+              <w:left w:type="dxa" w:w="100"/>
+              <w:bottom w:type="dxa" w:w="60"/>
+              <w:right w:type="dxa" w:w="100"/>
+            </w:tcMar>
+            <w:vAlign w:val="top"/>
+          </w:tcPr>
+          <w:p>
+            <w:pPr>
+              <w:spacing w:after="30" w:before="0"/>
+            </w:pPr>
+            <w:r>
+              <w:rPr>
+                <w:i/>
+                <w:iCs/>
+                <w:color w:val="5E6E7E"/>
+                <w:sz w:val="18"/>
+                <w:szCs w:val="18"/>
+              </w:rPr>
+              <w:t xml:space="preserve">Not Slanted side: write a counter-example that does not fit the rule.</w:t>
+            </w:r>
+          </w:p>
+          <w:p>
+            <w:pPr>
+              <w:spacing w:after="50" w:before="0"/>
+            </w:pPr>
+            <w:r>
+              <w:rPr>
+                <w:color w:val="BBBBBB"/>
+                <w:sz w:val="18"/>
+                <w:szCs w:val="18"/>
+              </w:rPr>
+              <w:t xml:space="preserve">____________________________</w:t>
+            </w:r>
+          </w:p>
+        </w:tc>
+        <w:tc>
+          <w:tcPr>
+            <w:tcW w:type="dxa" w:w="2200"/>
+            <w:tcMar>
+              <w:top w:type="dxa" w:w="60"/>
+              <w:left w:type="dxa" w:w="100"/>
+              <w:bottom w:type="dxa" w:w="60"/>
+              <w:right w:type="dxa" w:w="100"/>
+            </w:tcMar>
+            <w:vAlign w:val="top"/>
+          </w:tcPr>
+          <w:p>
+            <w:pPr>
+              <w:spacing w:after="0" w:before="0"/>
+            </w:pPr>
+            <w:r>
+              <w:rPr>
+                <w:i/>
+                <w:iCs/>
+                <w:color w:val="5E6E7E"/>
+                <w:sz w:val="18"/>
+                <w:szCs w:val="18"/>
+              </w:rPr>
+              <w:t xml:space="preserve">In a leaning parallelogram, use the dashed 90° height—not the slanted side—in A = b × h.</w:t>
+            </w:r>
+          </w:p>
+        </w:tc>
+      </w:tr>
+      <w:tr>
+        <w:trPr>
+          <w:cantSplit/>
+        </w:trPr>
+        <w:tc>
+          <w:tcPr>
+            <w:tcW w:type="dxa" w:w="1800"/>
+            <w:tcMar>
+              <w:top w:type="dxa" w:w="60"/>
+              <w:left w:type="dxa" w:w="100"/>
+              <w:bottom w:type="dxa" w:w="60"/>
+              <w:right w:type="dxa" w:w="100"/>
+            </w:tcMar>
+            <w:vAlign w:val="top"/>
+          </w:tcPr>
+          <w:p>
+            <w:pPr>
+              <w:spacing w:after="20" w:before="0"/>
+            </w:pPr>
+            <w:r>
+              <w:rPr>
+                <w:b/>
+                <w:bCs/>
+                <w:color w:val="0F2B3C"/>
+                <w:sz w:val="20"/>
+                <w:szCs w:val="20"/>
+              </w:rPr>
+              <w:t xml:space="preserve">Parallelogram</w:t>
+            </w:r>
+          </w:p>
+          <w:p>
+            <w:pPr>
+              <w:spacing w:after="0" w:before="0"/>
+            </w:pPr>
+            <w:r>
+              <w:rPr>
+                <w:i/>
+                <w:iCs/>
+                <w:color w:val="5E6E7E"/>
+                <w:sz w:val="18"/>
+                <w:szCs w:val="18"/>
+              </w:rPr>
+              <w:t xml:space="preserve">Paralelogramo</w:t>
+            </w:r>
+          </w:p>
+        </w:tc>
+        <w:tc>
+          <w:tcPr>
+            <w:tcW w:type="dxa" w:w="3160"/>
+            <w:tcMar>
+              <w:top w:type="dxa" w:w="60"/>
+              <w:left w:type="dxa" w:w="100"/>
+              <w:bottom w:type="dxa" w:w="60"/>
+              <w:right w:type="dxa" w:w="100"/>
+            </w:tcMar>
+            <w:vAlign w:val="top"/>
+          </w:tcPr>
+          <w:p>
+            <w:pPr>
+              <w:spacing w:after="0" w:before="0"/>
+            </w:pPr>
+            <w:r>
+              <w:rPr>
+                <w:sz w:val="19"/>
+                <w:szCs w:val="19"/>
+              </w:rPr>
+              <w:t xml:space="preserve">A four-sided shape with two pairs of parallel sides.</w:t>
+            </w:r>
+          </w:p>
+        </w:tc>
+        <w:tc>
+          <w:tcPr>
+            <w:tcW w:type="dxa" w:w="2200"/>
+            <w:tcMar>
+              <w:top w:type="dxa" w:w="60"/>
+              <w:left w:type="dxa" w:w="100"/>
+              <w:bottom w:type="dxa" w:w="60"/>
+              <w:right w:type="dxa" w:w="100"/>
+            </w:tcMar>
+            <w:vAlign w:val="top"/>
+          </w:tcPr>
+          <w:p>
+            <w:pPr>
+              <w:spacing w:after="30" w:before="0"/>
+            </w:pPr>
+            <w:r>
+              <w:rPr>
+                <w:i/>
+                <w:iCs/>
+                <w:color w:val="5E6E7E"/>
+                <w:sz w:val="18"/>
+                <w:szCs w:val="18"/>
+              </w:rPr>
+              <w:t xml:space="preserve">Not Parallelogram: write a counter-example that does not fit the rule.</w:t>
+            </w:r>
+          </w:p>
+          <w:p>
+            <w:pPr>
+              <w:spacing w:after="50" w:before="0"/>
+            </w:pPr>
+            <w:r>
+              <w:rPr>
+                <w:color w:val="BBBBBB"/>
+                <w:sz w:val="18"/>
+                <w:szCs w:val="18"/>
+              </w:rPr>
+              <w:t xml:space="preserve">____________________________</w:t>
+            </w:r>
+          </w:p>
+        </w:tc>
+        <w:tc>
+          <w:tcPr>
+            <w:tcW w:type="dxa" w:w="2200"/>
+            <w:tcMar>
+              <w:top w:type="dxa" w:w="60"/>
+              <w:left w:type="dxa" w:w="100"/>
+              <w:bottom w:type="dxa" w:w="60"/>
+              <w:right w:type="dxa" w:w="100"/>
+            </w:tcMar>
+            <w:vAlign w:val="top"/>
+          </w:tcPr>
+          <w:p>
+            <w:pPr>
+              <w:spacing w:after="0" w:before="0"/>
+            </w:pPr>
+            <w:r>
+              <w:rPr>
+                <w:i/>
+                <w:iCs/>
+                <w:color w:val="5E6E7E"/>
+                <w:sz w:val="18"/>
+                <w:szCs w:val="18"/>
+              </w:rPr>
+              <w:t xml:space="preserve">Think of a leaning door — the top and bottom are parallel, and the two sides are parallel, like a slanted rectangle</w:t>
+            </w:r>
+          </w:p>
+        </w:tc>
+      </w:tr>
+      <w:tr>
+        <w:trPr>
+          <w:cantSplit/>
+        </w:trPr>
+        <w:tc>
+          <w:tcPr>
+            <w:tcW w:type="dxa" w:w="1800"/>
+            <w:tcMar>
+              <w:top w:type="dxa" w:w="60"/>
+              <w:left w:type="dxa" w:w="100"/>
+              <w:bottom w:type="dxa" w:w="60"/>
+              <w:right w:type="dxa" w:w="100"/>
+            </w:tcMar>
+            <w:vAlign w:val="top"/>
+          </w:tcPr>
+          <w:p>
+            <w:pPr>
+              <w:spacing w:after="20" w:before="0"/>
+            </w:pPr>
+            <w:r>
+              <w:rPr>
+                <w:b/>
+                <w:bCs/>
+                <w:color w:val="0F2B3C"/>
+                <w:sz w:val="20"/>
+                <w:szCs w:val="20"/>
+              </w:rPr>
+              <w:t xml:space="preserve">Parallel</w:t>
+            </w:r>
+          </w:p>
+          <w:p>
+            <w:pPr>
+              <w:spacing w:after="0" w:before="0"/>
+            </w:pPr>
+            <w:r>
+              <w:rPr>
+                <w:i/>
+                <w:iCs/>
+                <w:color w:val="5E6E7E"/>
+                <w:sz w:val="18"/>
+                <w:szCs w:val="18"/>
+              </w:rPr>
+              <w:t xml:space="preserve">Paralelas</w:t>
+            </w:r>
+          </w:p>
+        </w:tc>
+        <w:tc>
+          <w:tcPr>
+            <w:tcW w:type="dxa" w:w="3160"/>
+            <w:tcMar>
+              <w:top w:type="dxa" w:w="60"/>
+              <w:left w:type="dxa" w:w="100"/>
+              <w:bottom w:type="dxa" w:w="60"/>
+              <w:right w:type="dxa" w:w="100"/>
+            </w:tcMar>
+            <w:vAlign w:val="top"/>
+          </w:tcPr>
+          <w:p>
+            <w:pPr>
+              <w:spacing w:after="0" w:before="0"/>
+            </w:pPr>
+            <w:r>
+              <w:rPr>
+                <w:sz w:val="19"/>
+                <w:szCs w:val="19"/>
+              </w:rPr>
+              <w:t xml:space="preserve">Two lines or sides that stay the same distance apart and never meet.</w:t>
+            </w:r>
+          </w:p>
+        </w:tc>
+        <w:tc>
+          <w:tcPr>
+            <w:tcW w:type="dxa" w:w="2200"/>
+            <w:tcMar>
+              <w:top w:type="dxa" w:w="60"/>
+              <w:left w:type="dxa" w:w="100"/>
+              <w:bottom w:type="dxa" w:w="60"/>
+              <w:right w:type="dxa" w:w="100"/>
+            </w:tcMar>
+            <w:vAlign w:val="top"/>
+          </w:tcPr>
+          <w:p>
+            <w:pPr>
+              <w:spacing w:after="30" w:before="0"/>
+            </w:pPr>
+            <w:r>
+              <w:rPr>
+                <w:i/>
+                <w:iCs/>
+                <w:color w:val="5E6E7E"/>
+                <w:sz w:val="18"/>
+                <w:szCs w:val="18"/>
+              </w:rPr>
+              <w:t xml:space="preserve">Not Parallel: write a counter-example that does not fit the rule.</w:t>
+            </w:r>
+          </w:p>
+          <w:p>
+            <w:pPr>
+              <w:spacing w:after="50" w:before="0"/>
+            </w:pPr>
+            <w:r>
+              <w:rPr>
+                <w:color w:val="BBBBBB"/>
+                <w:sz w:val="18"/>
+                <w:szCs w:val="18"/>
+              </w:rPr>
+              <w:t xml:space="preserve">____________________________</w:t>
+            </w:r>
+          </w:p>
+        </w:tc>
+        <w:tc>
+          <w:tcPr>
+            <w:tcW w:type="dxa" w:w="2200"/>
+            <w:tcMar>
+              <w:top w:type="dxa" w:w="60"/>
+              <w:left w:type="dxa" w:w="100"/>
+              <w:bottom w:type="dxa" w:w="60"/>
+              <w:right w:type="dxa" w:w="100"/>
+            </w:tcMar>
+            <w:vAlign w:val="top"/>
+          </w:tcPr>
+          <w:p>
+            <w:pPr>
+              <w:spacing w:after="0" w:before="0"/>
+            </w:pPr>
+            <w:r>
+              <w:rPr>
+                <w:i/>
+                <w:iCs/>
+                <w:color w:val="5E6E7E"/>
+                <w:sz w:val="18"/>
+                <w:szCs w:val="18"/>
+              </w:rPr>
+              <w:t xml:space="preserve">The top and bottom of a parallelogram never get closer together — matching arrowheads (›) mark one parallel pair, double arrowheads (››) mark the other.</w:t>
+            </w:r>
+          </w:p>
+        </w:tc>
+      </w:tr>
+      <w:tr>
+        <w:trPr>
+          <w:cantSplit/>
+        </w:trPr>
+        <w:tc>
+          <w:tcPr>
+            <w:tcW w:type="dxa" w:w="1800"/>
+            <w:tcMar>
+              <w:top w:type="dxa" w:w="60"/>
+              <w:left w:type="dxa" w:w="100"/>
+              <w:bottom w:type="dxa" w:w="60"/>
+              <w:right w:type="dxa" w:w="100"/>
+            </w:tcMar>
+            <w:vAlign w:val="top"/>
+          </w:tcPr>
+          <w:p>
+            <w:pPr>
+              <w:spacing w:after="20" w:before="0"/>
+            </w:pPr>
+            <w:r>
+              <w:rPr>
+                <w:b/>
+                <w:bCs/>
+                <w:color w:val="0F2B3C"/>
+                <w:sz w:val="20"/>
+                <w:szCs w:val="20"/>
+              </w:rPr>
+              <w:t xml:space="preserve">Base</w:t>
+            </w:r>
+          </w:p>
+          <w:p>
+            <w:pPr>
+              <w:spacing w:after="0" w:before="0"/>
+            </w:pPr>
+            <w:r>
+              <w:rPr>
+                <w:i/>
+                <w:iCs/>
+                <w:color w:val="5E6E7E"/>
+                <w:sz w:val="18"/>
+                <w:szCs w:val="18"/>
+              </w:rPr>
+              <w:t xml:space="preserve">Base</w:t>
+            </w:r>
+          </w:p>
+        </w:tc>
+        <w:tc>
+          <w:tcPr>
+            <w:tcW w:type="dxa" w:w="3160"/>
+            <w:tcMar>
+              <w:top w:type="dxa" w:w="60"/>
+              <w:left w:type="dxa" w:w="100"/>
+              <w:bottom w:type="dxa" w:w="60"/>
+              <w:right w:type="dxa" w:w="100"/>
+            </w:tcMar>
+            <w:vAlign w:val="top"/>
+          </w:tcPr>
+          <w:p>
+            <w:pPr>
+              <w:spacing w:after="0" w:before="0"/>
+            </w:pPr>
+            <w:r>
+              <w:rPr>
+                <w:sz w:val="19"/>
+                <w:szCs w:val="19"/>
+              </w:rPr>
+              <w:t xml:space="preserve">Any side of a parallelogram can be the base. Once you pick a base, the height must be measured perpendicular (at a 90° angle) to it.</w:t>
+            </w:r>
+          </w:p>
+        </w:tc>
+        <w:tc>
+          <w:tcPr>
+            <w:tcW w:type="dxa" w:w="2200"/>
+            <w:tcMar>
+              <w:top w:type="dxa" w:w="60"/>
+              <w:left w:type="dxa" w:w="100"/>
+              <w:bottom w:type="dxa" w:w="60"/>
+              <w:right w:type="dxa" w:w="100"/>
+            </w:tcMar>
+            <w:vAlign w:val="top"/>
+          </w:tcPr>
+          <w:p>
+            <w:pPr>
+              <w:spacing w:after="30" w:before="0"/>
+            </w:pPr>
+            <w:r>
+              <w:rPr>
+                <w:i/>
+                <w:iCs/>
+                <w:color w:val="5E6E7E"/>
+                <w:sz w:val="18"/>
+                <w:szCs w:val="18"/>
+              </w:rPr>
+              <w:t xml:space="preserve">Not Base: write a counter-example that does not fit the rule.</w:t>
+            </w:r>
+          </w:p>
+          <w:p>
+            <w:pPr>
+              <w:spacing w:after="50" w:before="0"/>
+            </w:pPr>
+            <w:r>
+              <w:rPr>
+                <w:color w:val="BBBBBB"/>
+                <w:sz w:val="18"/>
+                <w:szCs w:val="18"/>
+              </w:rPr>
+              <w:t xml:space="preserve">____________________________</w:t>
+            </w:r>
+          </w:p>
+        </w:tc>
+        <w:tc>
+          <w:tcPr>
+            <w:tcW w:type="dxa" w:w="2200"/>
+            <w:tcMar>
+              <w:top w:type="dxa" w:w="60"/>
+              <w:left w:type="dxa" w:w="100"/>
+              <w:bottom w:type="dxa" w:w="60"/>
+              <w:right w:type="dxa" w:w="100"/>
+            </w:tcMar>
+            <w:vAlign w:val="top"/>
+          </w:tcPr>
+          <w:p>
+            <w:pPr>
+              <w:spacing w:after="0" w:before="0"/>
+            </w:pPr>
+            <w:r>
+              <w:rPr>
+                <w:i/>
+                <w:iCs/>
+                <w:color w:val="5E6E7E"/>
+                <w:sz w:val="18"/>
+                <w:szCs w:val="18"/>
+              </w:rPr>
+              <w:t xml:space="preserve">Any side can be the base: choose the 10 cm side and b = 10 cm, then draw the height at 90° to that side in A = b × h</w:t>
+            </w:r>
+          </w:p>
+        </w:tc>
+      </w:tr>
+      <w:tr>
+        <w:trPr>
+          <w:cantSplit/>
+        </w:trPr>
+        <w:tc>
+          <w:tcPr>
+            <w:tcW w:type="dxa" w:w="1800"/>
+            <w:tcMar>
+              <w:top w:type="dxa" w:w="60"/>
+              <w:left w:type="dxa" w:w="100"/>
+              <w:bottom w:type="dxa" w:w="60"/>
+              <w:right w:type="dxa" w:w="100"/>
+            </w:tcMar>
+            <w:vAlign w:val="top"/>
+          </w:tcPr>
+          <w:p>
+            <w:pPr>
+              <w:spacing w:after="20" w:before="0"/>
+            </w:pPr>
+            <w:r>
+              <w:rPr>
+                <w:b/>
+                <w:bCs/>
+                <w:color w:val="0F2B3C"/>
+                <w:sz w:val="20"/>
+                <w:szCs w:val="20"/>
+              </w:rPr>
+              <w:t xml:space="preserve">Height</w:t>
+            </w:r>
+          </w:p>
+          <w:p>
+            <w:pPr>
+              <w:spacing w:after="0" w:before="0"/>
+            </w:pPr>
+            <w:r>
+              <w:rPr>
+                <w:i/>
+                <w:iCs/>
+                <w:color w:val="5E6E7E"/>
+                <w:sz w:val="18"/>
+                <w:szCs w:val="18"/>
+              </w:rPr>
+              <w:t xml:space="preserve">Altura</w:t>
+            </w:r>
+          </w:p>
+        </w:tc>
+        <w:tc>
+          <w:tcPr>
+            <w:tcW w:type="dxa" w:w="3160"/>
+            <w:tcMar>
+              <w:top w:type="dxa" w:w="60"/>
+              <w:left w:type="dxa" w:w="100"/>
+              <w:bottom w:type="dxa" w:w="60"/>
+              <w:right w:type="dxa" w:w="100"/>
+            </w:tcMar>
+            <w:vAlign w:val="top"/>
+          </w:tcPr>
+          <w:p>
+            <w:pPr>
+              <w:spacing w:after="0" w:before="0"/>
+            </w:pPr>
+            <w:r>
+              <w:rPr>
+                <w:sz w:val="19"/>
+                <w:szCs w:val="19"/>
+              </w:rPr>
+              <w:t xml:space="preserve">The straight-up distance from the base to the top.</w:t>
+            </w:r>
+          </w:p>
+        </w:tc>
+        <w:tc>
+          <w:tcPr>
+            <w:tcW w:type="dxa" w:w="2200"/>
+            <w:tcMar>
+              <w:top w:type="dxa" w:w="60"/>
+              <w:left w:type="dxa" w:w="100"/>
+              <w:bottom w:type="dxa" w:w="60"/>
+              <w:right w:type="dxa" w:w="100"/>
+            </w:tcMar>
+            <w:vAlign w:val="top"/>
+          </w:tcPr>
+          <w:p>
+            <w:pPr>
+              <w:spacing w:after="30" w:before="0"/>
+            </w:pPr>
+            <w:r>
+              <w:rPr>
+                <w:i/>
+                <w:iCs/>
+                <w:color w:val="5E6E7E"/>
+                <w:sz w:val="18"/>
+                <w:szCs w:val="18"/>
+              </w:rPr>
+              <w:t xml:space="preserve">Not Height: write a counter-example that does not fit the rule.</w:t>
+            </w:r>
+          </w:p>
+          <w:p>
+            <w:pPr>
+              <w:spacing w:after="50" w:before="0"/>
+            </w:pPr>
+            <w:r>
+              <w:rPr>
+                <w:color w:val="BBBBBB"/>
+                <w:sz w:val="18"/>
+                <w:szCs w:val="18"/>
+              </w:rPr>
+              <w:t xml:space="preserve">____________________________</w:t>
+            </w:r>
+          </w:p>
+        </w:tc>
+        <w:tc>
+          <w:tcPr>
+            <w:tcW w:type="dxa" w:w="2200"/>
+            <w:tcMar>
+              <w:top w:type="dxa" w:w="60"/>
+              <w:left w:type="dxa" w:w="100"/>
+              <w:bottom w:type="dxa" w:w="60"/>
+              <w:right w:type="dxa" w:w="100"/>
+            </w:tcMar>
+            <w:vAlign w:val="top"/>
+          </w:tcPr>
+          <w:p>
+            <w:pPr>
+              <w:spacing w:after="0" w:before="0"/>
+            </w:pPr>
+            <w:r>
+              <w:rPr>
+                <w:i/>
+                <w:iCs/>
+                <w:color w:val="5E6E7E"/>
+                <w:sz w:val="18"/>
+                <w:szCs w:val="18"/>
+              </w:rPr>
+              <w:t xml:space="preserve">A dashed vertical line from the top side straight down to the base, forming a 90° angle — NOT the slanted side</w:t>
+            </w:r>
+          </w:p>
+        </w:tc>
+      </w:tr>
+      <w:tr>
+        <w:trPr>
+          <w:cantSplit/>
+        </w:trPr>
+        <w:tc>
+          <w:tcPr>
+            <w:tcW w:type="dxa" w:w="1800"/>
+            <w:tcMar>
+              <w:top w:type="dxa" w:w="60"/>
+              <w:left w:type="dxa" w:w="100"/>
+              <w:bottom w:type="dxa" w:w="60"/>
+              <w:right w:type="dxa" w:w="100"/>
+            </w:tcMar>
+            <w:vAlign w:val="top"/>
+          </w:tcPr>
+          <w:p>
+            <w:pPr>
+              <w:spacing w:after="20" w:before="0"/>
+            </w:pPr>
+            <w:r>
+              <w:rPr>
+                <w:b/>
+                <w:bCs/>
+                <w:color w:val="0F2B3C"/>
+                <w:sz w:val="20"/>
+                <w:szCs w:val="20"/>
+              </w:rPr>
+              <w:t xml:space="preserve">Perpendicular</w:t>
+            </w:r>
+          </w:p>
+          <w:p>
+            <w:pPr>
+              <w:spacing w:after="0" w:before="0"/>
+            </w:pPr>
+            <w:r>
+              <w:rPr>
+                <w:i/>
+                <w:iCs/>
+                <w:color w:val="5E6E7E"/>
+                <w:sz w:val="18"/>
+                <w:szCs w:val="18"/>
+              </w:rPr>
+              <w:t xml:space="preserve">Perpendicular</w:t>
+            </w:r>
+          </w:p>
+        </w:tc>
+        <w:tc>
+          <w:tcPr>
+            <w:tcW w:type="dxa" w:w="3160"/>
+            <w:tcMar>
+              <w:top w:type="dxa" w:w="60"/>
+              <w:left w:type="dxa" w:w="100"/>
+              <w:bottom w:type="dxa" w:w="60"/>
+              <w:right w:type="dxa" w:w="100"/>
+            </w:tcMar>
+            <w:vAlign w:val="top"/>
+          </w:tcPr>
+          <w:p>
+            <w:pPr>
+              <w:spacing w:after="0" w:before="0"/>
+            </w:pPr>
+            <w:r>
+              <w:rPr>
+                <w:sz w:val="19"/>
+                <w:szCs w:val="19"/>
+              </w:rPr>
+              <w:t xml:space="preserve">Two lines that meet to make a square corner (90 degrees).</w:t>
+            </w:r>
+          </w:p>
+        </w:tc>
+        <w:tc>
+          <w:tcPr>
+            <w:tcW w:type="dxa" w:w="2200"/>
+            <w:tcMar>
+              <w:top w:type="dxa" w:w="60"/>
+              <w:left w:type="dxa" w:w="100"/>
+              <w:bottom w:type="dxa" w:w="60"/>
+              <w:right w:type="dxa" w:w="100"/>
+            </w:tcMar>
+            <w:vAlign w:val="top"/>
+          </w:tcPr>
+          <w:p>
+            <w:pPr>
+              <w:spacing w:after="30" w:before="0"/>
+            </w:pPr>
+            <w:r>
+              <w:rPr>
+                <w:i/>
+                <w:iCs/>
+                <w:color w:val="5E6E7E"/>
+                <w:sz w:val="18"/>
+                <w:szCs w:val="18"/>
+              </w:rPr>
+              <w:t xml:space="preserve">Not Perpendicular: write a counter-example that does not fit the rule.</w:t>
+            </w:r>
+          </w:p>
+          <w:p>
+            <w:pPr>
+              <w:spacing w:after="50" w:before="0"/>
+            </w:pPr>
+            <w:r>
+              <w:rPr>
+                <w:color w:val="BBBBBB"/>
+                <w:sz w:val="18"/>
+                <w:szCs w:val="18"/>
+              </w:rPr>
+              <w:t xml:space="preserve">____________________________</w:t>
+            </w:r>
+          </w:p>
+        </w:tc>
+        <w:tc>
+          <w:tcPr>
+            <w:tcW w:type="dxa" w:w="2200"/>
+            <w:tcMar>
+              <w:top w:type="dxa" w:w="60"/>
+              <w:left w:type="dxa" w:w="100"/>
+              <w:bottom w:type="dxa" w:w="60"/>
+              <w:right w:type="dxa" w:w="100"/>
+            </w:tcMar>
+            <w:vAlign w:val="top"/>
+          </w:tcPr>
+          <w:p>
+            <w:pPr>
+              <w:spacing w:after="0" w:before="0"/>
+            </w:pPr>
+            <w:r>
+              <w:rPr>
+                <w:i/>
+                <w:iCs/>
+                <w:color w:val="5E6E7E"/>
+                <w:sz w:val="18"/>
+                <w:szCs w:val="18"/>
+              </w:rPr>
+              <w:t xml:space="preserve">The dashed height meets the base at a square corner — the small 90° box is what makes it perpendicular, not slanted.</w:t>
+            </w:r>
+          </w:p>
+        </w:tc>
+      </w:tr>
+      <w:tr>
+        <w:trPr>
+          <w:cantSplit/>
+        </w:trPr>
+        <w:tc>
+          <w:tcPr>
+            <w:tcW w:type="dxa" w:w="1800"/>
+            <w:tcMar>
+              <w:top w:type="dxa" w:w="60"/>
+              <w:left w:type="dxa" w:w="100"/>
+              <w:bottom w:type="dxa" w:w="60"/>
+              <w:right w:type="dxa" w:w="100"/>
+            </w:tcMar>
+            <w:vAlign w:val="top"/>
+          </w:tcPr>
+          <w:p>
+            <w:pPr>
+              <w:spacing w:after="20" w:before="0"/>
+            </w:pPr>
+            <w:r>
+              <w:rPr>
+                <w:b/>
+                <w:bCs/>
+                <w:color w:val="0F2B3C"/>
+                <w:sz w:val="20"/>
+                <w:szCs w:val="20"/>
+              </w:rPr>
+              <w:t xml:space="preserve">Area</w:t>
+            </w:r>
+          </w:p>
+          <w:p>
+            <w:pPr>
+              <w:spacing w:after="0" w:before="0"/>
+            </w:pPr>
+            <w:r>
+              <w:rPr>
+                <w:i/>
+                <w:iCs/>
+                <w:color w:val="5E6E7E"/>
+                <w:sz w:val="18"/>
+                <w:szCs w:val="18"/>
+              </w:rPr>
+              <w:t xml:space="preserve">Área</w:t>
+            </w:r>
+          </w:p>
+        </w:tc>
+        <w:tc>
+          <w:tcPr>
+            <w:tcW w:type="dxa" w:w="3160"/>
+            <w:tcMar>
+              <w:top w:type="dxa" w:w="60"/>
+              <w:left w:type="dxa" w:w="100"/>
+              <w:bottom w:type="dxa" w:w="60"/>
+              <w:right w:type="dxa" w:w="100"/>
+            </w:tcMar>
+            <w:vAlign w:val="top"/>
+          </w:tcPr>
+          <w:p>
+            <w:pPr>
+              <w:spacing w:after="0" w:before="0"/>
+            </w:pPr>
+            <w:r>
+              <w:rPr>
+                <w:sz w:val="19"/>
+                <w:szCs w:val="19"/>
+              </w:rPr>
+              <w:t xml:space="preserve">How much space is inside a flat shape.</w:t>
+            </w:r>
+          </w:p>
+        </w:tc>
+        <w:tc>
+          <w:tcPr>
+            <w:tcW w:type="dxa" w:w="2200"/>
+            <w:tcMar>
+              <w:top w:type="dxa" w:w="60"/>
+              <w:left w:type="dxa" w:w="100"/>
+              <w:bottom w:type="dxa" w:w="60"/>
+              <w:right w:type="dxa" w:w="100"/>
+            </w:tcMar>
+            <w:vAlign w:val="top"/>
+          </w:tcPr>
+          <w:p>
+            <w:pPr>
+              <w:spacing w:after="30" w:before="0"/>
+            </w:pPr>
+            <w:r>
+              <w:rPr>
+                <w:i/>
+                <w:iCs/>
+                <w:color w:val="5E6E7E"/>
+                <w:sz w:val="18"/>
+                <w:szCs w:val="18"/>
+              </w:rPr>
+              <w:t xml:space="preserve">Not Area: write a counter-example that does not fit the rule.</w:t>
+            </w:r>
+          </w:p>
+          <w:p>
+            <w:pPr>
+              <w:spacing w:after="50" w:before="0"/>
+            </w:pPr>
+            <w:r>
+              <w:rPr>
+                <w:color w:val="BBBBBB"/>
+                <w:sz w:val="18"/>
+                <w:szCs w:val="18"/>
+              </w:rPr>
+              <w:t xml:space="preserve">____________________________</w:t>
+            </w:r>
+          </w:p>
+        </w:tc>
+        <w:tc>
+          <w:tcPr>
+            <w:tcW w:type="dxa" w:w="2200"/>
+            <w:tcMar>
+              <w:top w:type="dxa" w:w="60"/>
+              <w:left w:type="dxa" w:w="100"/>
+              <w:bottom w:type="dxa" w:w="60"/>
+              <w:right w:type="dxa" w:w="100"/>
+            </w:tcMar>
+            <w:vAlign w:val="top"/>
+          </w:tcPr>
+          <w:p>
+            <w:pPr>
+              <w:spacing w:after="0" w:before="0"/>
+            </w:pPr>
+            <w:r>
+              <w:rPr>
+                <w:i/>
+                <w:iCs/>
+                <w:color w:val="5E6E7E"/>
+                <w:sz w:val="18"/>
+                <w:szCs w:val="18"/>
+              </w:rPr>
+              <w:t xml:space="preserve">A 3 cm × 4 cm rectangle covers 12 square centimeters — imagine 12 tiny 1×1 squares inside it</w:t>
+            </w:r>
+          </w:p>
+        </w:tc>
+      </w:tr>
+      <w:tr>
+        <w:trPr>
+          <w:cantSplit/>
+        </w:trPr>
+        <w:tc>
+          <w:tcPr>
+            <w:tcW w:type="dxa" w:w="1800"/>
+            <w:tcMar>
+              <w:top w:type="dxa" w:w="60"/>
+              <w:left w:type="dxa" w:w="100"/>
+              <w:bottom w:type="dxa" w:w="60"/>
+              <w:right w:type="dxa" w:w="100"/>
+            </w:tcMar>
+            <w:vAlign w:val="top"/>
+          </w:tcPr>
+          <w:p>
+            <w:pPr>
+              <w:spacing w:after="20" w:before="0"/>
+            </w:pPr>
+            <w:r>
+              <w:rPr>
+                <w:b/>
+                <w:bCs/>
+                <w:color w:val="0F2B3C"/>
+                <w:sz w:val="20"/>
+                <w:szCs w:val="20"/>
+              </w:rPr>
+              <w:t xml:space="preserve">Composite figure</w:t>
+            </w:r>
+          </w:p>
+          <w:p>
+            <w:pPr>
+              <w:spacing w:after="0" w:before="0"/>
+            </w:pPr>
+            <w:r>
+              <w:rPr>
+                <w:i/>
+                <w:iCs/>
+                <w:color w:val="5E6E7E"/>
+                <w:sz w:val="18"/>
+                <w:szCs w:val="18"/>
+              </w:rPr>
+              <w:t xml:space="preserve">Figura compuesta</w:t>
+            </w:r>
+          </w:p>
+        </w:tc>
+        <w:tc>
+          <w:tcPr>
+            <w:tcW w:type="dxa" w:w="3160"/>
+            <w:tcMar>
+              <w:top w:type="dxa" w:w="60"/>
+              <w:left w:type="dxa" w:w="100"/>
+              <w:bottom w:type="dxa" w:w="60"/>
+              <w:right w:type="dxa" w:w="100"/>
+            </w:tcMar>
+            <w:vAlign w:val="top"/>
+          </w:tcPr>
+          <w:p>
+            <w:pPr>
+              <w:spacing w:after="0" w:before="0"/>
+            </w:pPr>
+            <w:r>
+              <w:rPr>
+                <w:sz w:val="19"/>
+                <w:szCs w:val="19"/>
+              </w:rPr>
+              <w:t xml:space="preserve">A shape made by putting two or more simple shapes together.</w:t>
+            </w:r>
+          </w:p>
+        </w:tc>
+        <w:tc>
+          <w:tcPr>
+            <w:tcW w:type="dxa" w:w="2200"/>
+            <w:tcMar>
+              <w:top w:type="dxa" w:w="60"/>
+              <w:left w:type="dxa" w:w="100"/>
+              <w:bottom w:type="dxa" w:w="60"/>
+              <w:right w:type="dxa" w:w="100"/>
+            </w:tcMar>
+            <w:vAlign w:val="top"/>
+          </w:tcPr>
+          <w:p>
+            <w:pPr>
+              <w:spacing w:after="30" w:before="0"/>
+            </w:pPr>
+            <w:r>
+              <w:rPr>
+                <w:i/>
+                <w:iCs/>
+                <w:color w:val="5E6E7E"/>
+                <w:sz w:val="18"/>
+                <w:szCs w:val="18"/>
+              </w:rPr>
+              <w:t xml:space="preserve">Not Composite figure: write a counter-example that does not fit the rule.</w:t>
+            </w:r>
+          </w:p>
+          <w:p>
+            <w:pPr>
+              <w:spacing w:after="50" w:before="0"/>
+            </w:pPr>
+            <w:r>
+              <w:rPr>
+                <w:color w:val="BBBBBB"/>
+                <w:sz w:val="18"/>
+                <w:szCs w:val="18"/>
+              </w:rPr>
+              <w:t xml:space="preserve">____________________________</w:t>
+            </w:r>
+          </w:p>
+        </w:tc>
+        <w:tc>
+          <w:tcPr>
+            <w:tcW w:type="dxa" w:w="2200"/>
+            <w:tcMar>
+              <w:top w:type="dxa" w:w="60"/>
+              <w:left w:type="dxa" w:w="100"/>
+              <w:bottom w:type="dxa" w:w="60"/>
+              <w:right w:type="dxa" w:w="100"/>
+            </w:tcMar>
+            <w:vAlign w:val="top"/>
+          </w:tcPr>
+          <w:p>
+            <w:pPr>
+              <w:spacing w:after="0" w:before="0"/>
+            </w:pPr>
+            <w:r>
+              <w:rPr>
+                <w:i/>
+                <w:iCs/>
+                <w:color w:val="5E6E7E"/>
+                <w:sz w:val="18"/>
+                <w:szCs w:val="18"/>
+              </w:rPr>
+              <w:t xml:space="preserve">An L-shaped room = a 10×8 rectangle joined to a 4×5 rectangle; total area = 80 + 20 = 100 sq ft</w:t>
+            </w:r>
+          </w:p>
+        </w:tc>
+      </w:tr>
+      <w:tr>
+        <w:trPr>
+          <w:cantSplit/>
+        </w:trPr>
+        <w:tc>
+          <w:tcPr>
+            <w:tcW w:type="dxa" w:w="1800"/>
+            <w:tcMar>
+              <w:top w:type="dxa" w:w="60"/>
+              <w:left w:type="dxa" w:w="100"/>
+              <w:bottom w:type="dxa" w:w="60"/>
+              <w:right w:type="dxa" w:w="100"/>
+            </w:tcMar>
+            <w:vAlign w:val="top"/>
+          </w:tcPr>
+          <w:p>
+            <w:pPr>
+              <w:spacing w:after="20" w:before="0"/>
+            </w:pPr>
+            <w:r>
+              <w:rPr>
+                <w:b/>
+                <w:bCs/>
+                <w:color w:val="0F2B3C"/>
+                <w:sz w:val="20"/>
+                <w:szCs w:val="20"/>
+              </w:rPr>
+              <w:t xml:space="preserve">Formula</w:t>
+            </w:r>
+          </w:p>
+          <w:p>
+            <w:pPr>
+              <w:spacing w:after="0" w:before="0"/>
+            </w:pPr>
+            <w:r>
+              <w:rPr>
+                <w:i/>
+                <w:iCs/>
+                <w:color w:val="5E6E7E"/>
+                <w:sz w:val="18"/>
+                <w:szCs w:val="18"/>
+              </w:rPr>
+              <w:t xml:space="preserve">Fórmula</w:t>
+            </w:r>
+          </w:p>
+        </w:tc>
+        <w:tc>
+          <w:tcPr>
+            <w:tcW w:type="dxa" w:w="3160"/>
+            <w:tcMar>
+              <w:top w:type="dxa" w:w="60"/>
+              <w:left w:type="dxa" w:w="100"/>
+              <w:bottom w:type="dxa" w:w="60"/>
+              <w:right w:type="dxa" w:w="100"/>
+            </w:tcMar>
+            <w:vAlign w:val="top"/>
+          </w:tcPr>
+          <w:p>
+            <w:pPr>
+              <w:spacing w:after="0" w:before="0"/>
+            </w:pPr>
+            <w:r>
+              <w:rPr>
+                <w:sz w:val="19"/>
+                <w:szCs w:val="19"/>
+              </w:rPr>
+              <w:t xml:space="preserve">A math rule written with symbols.</w:t>
+            </w:r>
+          </w:p>
+        </w:tc>
+        <w:tc>
+          <w:tcPr>
+            <w:tcW w:type="dxa" w:w="2200"/>
+            <w:tcMar>
+              <w:top w:type="dxa" w:w="60"/>
+              <w:left w:type="dxa" w:w="100"/>
+              <w:bottom w:type="dxa" w:w="60"/>
+              <w:right w:type="dxa" w:w="100"/>
+            </w:tcMar>
+            <w:vAlign w:val="top"/>
+          </w:tcPr>
+          <w:p>
+            <w:pPr>
+              <w:spacing w:after="30" w:before="0"/>
+            </w:pPr>
+            <w:r>
+              <w:rPr>
+                <w:i/>
+                <w:iCs/>
+                <w:color w:val="5E6E7E"/>
+                <w:sz w:val="18"/>
+                <w:szCs w:val="18"/>
+              </w:rPr>
+              <w:t xml:space="preserve">Not Formula: write a counter-example that does not fit the rule.</w:t>
+            </w:r>
+          </w:p>
+          <w:p>
+            <w:pPr>
+              <w:spacing w:after="50" w:before="0"/>
+            </w:pPr>
+            <w:r>
+              <w:rPr>
+                <w:color w:val="BBBBBB"/>
+                <w:sz w:val="18"/>
+                <w:szCs w:val="18"/>
+              </w:rPr>
+              <w:t xml:space="preserve">____________________________</w:t>
+            </w:r>
+          </w:p>
+        </w:tc>
+        <w:tc>
+          <w:tcPr>
+            <w:tcW w:type="dxa" w:w="2200"/>
+            <w:tcMar>
+              <w:top w:type="dxa" w:w="60"/>
+              <w:left w:type="dxa" w:w="100"/>
+              <w:bottom w:type="dxa" w:w="60"/>
+              <w:right w:type="dxa" w:w="100"/>
+            </w:tcMar>
+            <w:vAlign w:val="top"/>
+          </w:tcPr>
+          <w:p>
+            <w:pPr>
+              <w:spacing w:after="0" w:before="0"/>
+            </w:pPr>
+            <w:r>
+              <w:rPr>
+                <w:i/>
+                <w:iCs/>
+                <w:color w:val="5E6E7E"/>
+                <w:sz w:val="18"/>
+                <w:szCs w:val="18"/>
+              </w:rPr>
+              <w:t xml:space="preserve">A = b × h means Area equals base times height; for a parallelogram with b = 6 and h = 4, A = 24</w:t>
+            </w:r>
+          </w:p>
+        </w:tc>
+      </w:tr>
+      <w:tr>
+        <w:trPr>
+          <w:cantSplit/>
+        </w:trPr>
+        <w:tc>
+          <w:tcPr>
+            <w:tcW w:type="dxa" w:w="1800"/>
+            <w:tcMar>
+              <w:top w:type="dxa" w:w="60"/>
+              <w:left w:type="dxa" w:w="100"/>
+              <w:bottom w:type="dxa" w:w="60"/>
+              <w:right w:type="dxa" w:w="100"/>
+            </w:tcMar>
+            <w:vAlign w:val="top"/>
+          </w:tcPr>
+          <w:p>
+            <w:pPr>
+              <w:spacing w:after="20" w:before="0"/>
+            </w:pPr>
+            <w:r>
+              <w:rPr>
+                <w:b/>
+                <w:bCs/>
+                <w:color w:val="0F2B3C"/>
+                <w:sz w:val="20"/>
+                <w:szCs w:val="20"/>
+              </w:rPr>
+              <w:t xml:space="preserve">Rhombus</w:t>
+            </w:r>
+          </w:p>
+          <w:p>
+            <w:pPr>
+              <w:spacing w:after="0" w:before="0"/>
+            </w:pPr>
+            <w:r>
+              <w:rPr>
+                <w:i/>
+                <w:iCs/>
+                <w:color w:val="5E6E7E"/>
+                <w:sz w:val="18"/>
+                <w:szCs w:val="18"/>
+              </w:rPr>
+              <w:t xml:space="preserve">Rombo</w:t>
+            </w:r>
+          </w:p>
+        </w:tc>
+        <w:tc>
+          <w:tcPr>
+            <w:tcW w:type="dxa" w:w="3160"/>
+            <w:tcMar>
+              <w:top w:type="dxa" w:w="60"/>
+              <w:left w:type="dxa" w:w="100"/>
+              <w:bottom w:type="dxa" w:w="60"/>
+              <w:right w:type="dxa" w:w="100"/>
+            </w:tcMar>
+            <w:vAlign w:val="top"/>
+          </w:tcPr>
+          <w:p>
+            <w:pPr>
+              <w:spacing w:after="0" w:before="0"/>
+            </w:pPr>
+            <w:r>
+              <w:rPr>
+                <w:sz w:val="19"/>
+                <w:szCs w:val="19"/>
+              </w:rPr>
+              <w:t xml:space="preserve">A parallelogram with four sides of the same length.</w:t>
+            </w:r>
+          </w:p>
+        </w:tc>
+        <w:tc>
+          <w:tcPr>
+            <w:tcW w:type="dxa" w:w="2200"/>
+            <w:tcMar>
+              <w:top w:type="dxa" w:w="60"/>
+              <w:left w:type="dxa" w:w="100"/>
+              <w:bottom w:type="dxa" w:w="60"/>
+              <w:right w:type="dxa" w:w="100"/>
+            </w:tcMar>
+            <w:vAlign w:val="top"/>
+          </w:tcPr>
+          <w:p>
+            <w:pPr>
+              <w:spacing w:after="30" w:before="0"/>
+            </w:pPr>
+            <w:r>
+              <w:rPr>
+                <w:i/>
+                <w:iCs/>
+                <w:color w:val="5E6E7E"/>
+                <w:sz w:val="18"/>
+                <w:szCs w:val="18"/>
+              </w:rPr>
+              <w:t xml:space="preserve">Not Rhombus: write a counter-example that does not fit the rule.</w:t>
+            </w:r>
+          </w:p>
+          <w:p>
+            <w:pPr>
+              <w:spacing w:after="50" w:before="0"/>
+            </w:pPr>
+            <w:r>
+              <w:rPr>
+                <w:color w:val="BBBBBB"/>
+                <w:sz w:val="18"/>
+                <w:szCs w:val="18"/>
+              </w:rPr>
+              <w:t xml:space="preserve">____________________________</w:t>
+            </w:r>
+          </w:p>
+        </w:tc>
+        <w:tc>
+          <w:tcPr>
+            <w:tcW w:type="dxa" w:w="2200"/>
+            <w:tcMar>
+              <w:top w:type="dxa" w:w="60"/>
+              <w:left w:type="dxa" w:w="100"/>
+              <w:bottom w:type="dxa" w:w="60"/>
+              <w:right w:type="dxa" w:w="100"/>
+            </w:tcMar>
+            <w:vAlign w:val="top"/>
+          </w:tcPr>
+          <w:p>
+            <w:pPr>
+              <w:spacing w:after="0" w:before="0"/>
+            </w:pPr>
+            <w:r>
+              <w:rPr>
+                <w:i/>
+                <w:iCs/>
+                <w:color w:val="5E6E7E"/>
+                <w:sz w:val="18"/>
+                <w:szCs w:val="18"/>
+              </w:rPr>
+              <w:t xml:space="preserve">All 4 sides equal, with two diagonals that cross at right angles.</w:t>
+            </w:r>
+          </w:p>
+        </w:tc>
+      </w:tr>
+      <w:tr>
+        <w:trPr>
+          <w:cantSplit/>
+        </w:trPr>
+        <w:tc>
+          <w:tcPr>
+            <w:tcW w:type="dxa" w:w="1800"/>
+            <w:tcMar>
+              <w:top w:type="dxa" w:w="60"/>
+              <w:left w:type="dxa" w:w="100"/>
+              <w:bottom w:type="dxa" w:w="60"/>
+              <w:right w:type="dxa" w:w="100"/>
+            </w:tcMar>
+            <w:vAlign w:val="top"/>
+          </w:tcPr>
+          <w:p>
+            <w:pPr>
+              <w:spacing w:after="20" w:before="0"/>
+            </w:pPr>
+            <w:r>
+              <w:rPr>
+                <w:b/>
+                <w:bCs/>
+                <w:color w:val="0F2B3C"/>
+                <w:sz w:val="20"/>
+                <w:szCs w:val="20"/>
+              </w:rPr>
+              <w:t xml:space="preserve">Diagonal</w:t>
+            </w:r>
+          </w:p>
+          <w:p>
+            <w:pPr>
+              <w:spacing w:after="0" w:before="0"/>
+            </w:pPr>
+            <w:r>
+              <w:rPr>
+                <w:i/>
+                <w:iCs/>
+                <w:color w:val="5E6E7E"/>
+                <w:sz w:val="18"/>
+                <w:szCs w:val="18"/>
+              </w:rPr>
+              <w:t xml:space="preserve">Diagonal</w:t>
+            </w:r>
+          </w:p>
+        </w:tc>
+        <w:tc>
+          <w:tcPr>
+            <w:tcW w:type="dxa" w:w="3160"/>
+            <w:tcMar>
+              <w:top w:type="dxa" w:w="60"/>
+              <w:left w:type="dxa" w:w="100"/>
+              <w:bottom w:type="dxa" w:w="60"/>
+              <w:right w:type="dxa" w:w="100"/>
+            </w:tcMar>
+            <w:vAlign w:val="top"/>
+          </w:tcPr>
+          <w:p>
+            <w:pPr>
+              <w:spacing w:after="0" w:before="0"/>
+            </w:pPr>
+            <w:r>
+              <w:rPr>
+                <w:sz w:val="19"/>
+                <w:szCs w:val="19"/>
+              </w:rPr>
+              <w:t xml:space="preserve">A segment that joins two corners that are not next to each other.</w:t>
+            </w:r>
+          </w:p>
+        </w:tc>
+        <w:tc>
+          <w:tcPr>
+            <w:tcW w:type="dxa" w:w="2200"/>
+            <w:tcMar>
+              <w:top w:type="dxa" w:w="60"/>
+              <w:left w:type="dxa" w:w="100"/>
+              <w:bottom w:type="dxa" w:w="60"/>
+              <w:right w:type="dxa" w:w="100"/>
+            </w:tcMar>
+            <w:vAlign w:val="top"/>
+          </w:tcPr>
+          <w:p>
+            <w:pPr>
+              <w:spacing w:after="30" w:before="0"/>
+            </w:pPr>
+            <w:r>
+              <w:rPr>
+                <w:i/>
+                <w:iCs/>
+                <w:color w:val="5E6E7E"/>
+                <w:sz w:val="18"/>
+                <w:szCs w:val="18"/>
+              </w:rPr>
+              <w:t xml:space="preserve">Not Diagonal: write a counter-example that does not fit the rule.</w:t>
+            </w:r>
+          </w:p>
+          <w:p>
+            <w:pPr>
+              <w:spacing w:after="50" w:before="0"/>
+            </w:pPr>
+            <w:r>
+              <w:rPr>
+                <w:color w:val="BBBBBB"/>
+                <w:sz w:val="18"/>
+                <w:szCs w:val="18"/>
+              </w:rPr>
+              <w:t xml:space="preserve">____________________________</w:t>
+            </w:r>
+          </w:p>
+        </w:tc>
+        <w:tc>
+          <w:tcPr>
+            <w:tcW w:type="dxa" w:w="2200"/>
+            <w:tcMar>
+              <w:top w:type="dxa" w:w="60"/>
+              <w:left w:type="dxa" w:w="100"/>
+              <w:bottom w:type="dxa" w:w="60"/>
+              <w:right w:type="dxa" w:w="100"/>
+            </w:tcMar>
+            <w:vAlign w:val="top"/>
+          </w:tcPr>
+          <w:p>
+            <w:pPr>
+              <w:spacing w:after="0" w:before="0"/>
+            </w:pPr>
+            <w:r>
+              <w:rPr>
+                <w:i/>
+                <w:iCs/>
+                <w:color w:val="5E6E7E"/>
+                <w:sz w:val="18"/>
+                <w:szCs w:val="18"/>
+              </w:rPr>
+              <w:t xml:space="preserve">Corner to opposite corner.</w:t>
+            </w:r>
+          </w:p>
+        </w:tc>
+      </w:tr>
+    </w:tbl>
+    <w:p>
+      <w:pPr>
+        <w:spacing w:after="120" w:before="140"/>
       </w:pPr>
       <w:r>
         <w:rPr>
@@ -127,73 +1931,922 @@
         <w:t xml:space="preserve">Build up rectangle area one step at a time.</w:t>
       </w:r>
     </w:p>
+    <w:tbl>
+      <w:tblPr>
+        <w:tblW w:type="dxa" w:w="9360"/>
+        <w:tblBorders>
+          <w:top w:val="single" w:color="C7D2DD" w:sz="6"/>
+          <w:left w:val="single" w:color="C7D2DD" w:sz="6"/>
+          <w:bottom w:val="single" w:color="C7D2DD" w:sz="6"/>
+          <w:right w:val="single" w:color="C7D2DD" w:sz="6"/>
+          <w:insideH w:val="single" w:color="C7D2DD" w:sz="6"/>
+          <w:insideV w:val="single" w:color="C7D2DD" w:sz="6"/>
+        </w:tblBorders>
+      </w:tblPr>
+      <w:tblGrid>
+        <w:gridCol w:w="2800"/>
+        <w:gridCol w:w="3560"/>
+        <w:gridCol w:w="3000"/>
+      </w:tblGrid>
+      <w:tr>
+        <w:trPr>
+          <w:cantSplit/>
+          <w:tblHeader/>
+        </w:trPr>
+        <w:tc>
+          <w:tcPr>
+            <w:tcW w:type="dxa" w:w="2800"/>
+            <w:shd w:fill="EEF4F8" w:color="auto" w:val="clear"/>
+            <w:tcMar>
+              <w:top w:type="dxa" w:w="60"/>
+              <w:left w:type="dxa" w:w="100"/>
+              <w:bottom w:type="dxa" w:w="60"/>
+              <w:right w:type="dxa" w:w="100"/>
+            </w:tcMar>
+          </w:tcPr>
+          <w:p>
+            <w:pPr>
+              <w:spacing w:after="0" w:before="0"/>
+            </w:pPr>
+            <w:r>
+              <w:rPr>
+                <w:b/>
+                <w:bCs/>
+                <w:color w:val="0F2B3C"/>
+                <w:sz w:val="16"/>
+                <w:szCs w:val="16"/>
+              </w:rPr>
+              <w:t xml:space="preserve">CORE PROBLEM / GIVEN REPRESENTATION</w:t>
+            </w:r>
+          </w:p>
+        </w:tc>
+        <w:tc>
+          <w:tcPr>
+            <w:tcW w:type="dxa" w:w="3560"/>
+            <w:shd w:fill="EEF4F8" w:color="auto" w:val="clear"/>
+            <w:tcMar>
+              <w:top w:type="dxa" w:w="60"/>
+              <w:left w:type="dxa" w:w="100"/>
+              <w:bottom w:type="dxa" w:w="60"/>
+              <w:right w:type="dxa" w:w="100"/>
+            </w:tcMar>
+          </w:tcPr>
+          <w:p>
+            <w:pPr>
+              <w:spacing w:after="0" w:before="0"/>
+            </w:pPr>
+            <w:r>
+              <w:rPr>
+                <w:b/>
+                <w:bCs/>
+                <w:color w:val="0F2B3C"/>
+                <w:sz w:val="16"/>
+                <w:szCs w:val="16"/>
+              </w:rPr>
+              <w:t xml:space="preserve">WORKING SPACE / CALCULATION STEPS</w:t>
+            </w:r>
+          </w:p>
+        </w:tc>
+        <w:tc>
+          <w:tcPr>
+            <w:tcW w:type="dxa" w:w="3000"/>
+            <w:shd w:fill="FBF3E2" w:color="auto" w:val="clear"/>
+            <w:tcMar>
+              <w:top w:type="dxa" w:w="60"/>
+              <w:left w:type="dxa" w:w="100"/>
+              <w:bottom w:type="dxa" w:w="60"/>
+              <w:right w:type="dxa" w:w="100"/>
+            </w:tcMar>
+          </w:tcPr>
+          <w:p>
+            <w:pPr>
+              <w:spacing w:after="0" w:before="0"/>
+            </w:pPr>
+            <w:r>
+              <w:rPr>
+                <w:b/>
+                <w:bCs/>
+                <w:color w:val="7A5400"/>
+                <w:sz w:val="16"/>
+                <w:szCs w:val="16"/>
+              </w:rPr>
+              <w:t xml:space="preserve">EXPLAIN YOUR REASONING</w:t>
+            </w:r>
+          </w:p>
+        </w:tc>
+      </w:tr>
+      <w:tr>
+        <w:trPr>
+          <w:cantSplit/>
+        </w:trPr>
+        <w:tc>
+          <w:tcPr>
+            <w:tcW w:type="dxa" w:w="2800"/>
+            <w:tcMar>
+              <w:top w:type="dxa" w:w="80"/>
+              <w:left w:type="dxa" w:w="100"/>
+              <w:bottom w:type="dxa" w:w="80"/>
+              <w:right w:type="dxa" w:w="100"/>
+            </w:tcMar>
+            <w:vAlign w:val="top"/>
+          </w:tcPr>
+          <w:p>
+            <w:pPr>
+              <w:spacing w:after="40" w:before="0"/>
+            </w:pPr>
+            <w:r>
+              <w:rPr>
+                <w:b/>
+                <w:bCs/>
+                <w:color w:val="0F2B3C"/>
+                <w:sz w:val="20"/>
+                <w:szCs w:val="20"/>
+              </w:rPr>
+              <w:t xml:space="preserve">1.  What is 4 × 3?</w:t>
+            </w:r>
+          </w:p>
+        </w:tc>
+        <w:tc>
+          <w:tcPr>
+            <w:tcW w:type="dxa" w:w="3560"/>
+            <w:tcMar>
+              <w:top w:type="dxa" w:w="80"/>
+              <w:left w:type="dxa" w:w="100"/>
+              <w:bottom w:type="dxa" w:w="80"/>
+              <w:right w:type="dxa" w:w="100"/>
+            </w:tcMar>
+            <w:vAlign w:val="top"/>
+          </w:tcPr>
+          <w:p>
+            <w:pPr>
+              <w:spacing w:after="50" w:before="0"/>
+            </w:pPr>
+            <w:r>
+              <w:rPr>
+                <w:color w:val="BBBBBB"/>
+                <w:sz w:val="18"/>
+                <w:szCs w:val="18"/>
+              </w:rPr>
+              <w:t xml:space="preserve">____________________________</w:t>
+            </w:r>
+          </w:p>
+          <w:p>
+            <w:pPr>
+              <w:spacing w:after="50" w:before="0"/>
+            </w:pPr>
+            <w:r>
+              <w:rPr>
+                <w:color w:val="BBBBBB"/>
+                <w:sz w:val="18"/>
+                <w:szCs w:val="18"/>
+              </w:rPr>
+              <w:t xml:space="preserve">____________________________</w:t>
+            </w:r>
+          </w:p>
+          <w:p>
+            <w:pPr>
+              <w:spacing w:after="50" w:before="0"/>
+            </w:pPr>
+            <w:r>
+              <w:rPr>
+                <w:color w:val="BBBBBB"/>
+                <w:sz w:val="18"/>
+                <w:szCs w:val="18"/>
+              </w:rPr>
+              <w:t xml:space="preserve">____________________________</w:t>
+            </w:r>
+          </w:p>
+          <w:p>
+            <w:pPr>
+              <w:spacing w:after="50" w:before="0"/>
+            </w:pPr>
+            <w:r>
+              <w:rPr>
+                <w:color w:val="BBBBBB"/>
+                <w:sz w:val="18"/>
+                <w:szCs w:val="18"/>
+              </w:rPr>
+              <w:t xml:space="preserve">____________________________</w:t>
+            </w:r>
+          </w:p>
+        </w:tc>
+        <w:tc>
+          <w:tcPr>
+            <w:tcW w:type="dxa" w:w="3000"/>
+            <w:shd w:fill="FBF3E2" w:color="auto" w:val="clear"/>
+            <w:tcMar>
+              <w:top w:type="dxa" w:w="80"/>
+              <w:left w:type="dxa" w:w="100"/>
+              <w:bottom w:type="dxa" w:w="80"/>
+              <w:right w:type="dxa" w:w="100"/>
+            </w:tcMar>
+            <w:vAlign w:val="top"/>
+          </w:tcPr>
+          <w:p>
+            <w:pPr>
+              <w:spacing w:after="30" w:before="0"/>
+            </w:pPr>
+            <w:r>
+              <w:rPr>
+                <w:b/>
+                <w:bCs/>
+                <w:color w:val="0F2B3C"/>
+                <w:sz w:val="18"/>
+                <w:szCs w:val="18"/>
+              </w:rPr>
+              <w:t xml:space="preserve">Because... ________________</w:t>
+            </w:r>
+          </w:p>
+          <w:p>
+            <w:pPr>
+              <w:spacing w:after="50" w:before="0"/>
+            </w:pPr>
+            <w:r>
+              <w:rPr>
+                <w:color w:val="BBBBBB"/>
+                <w:sz w:val="18"/>
+                <w:szCs w:val="18"/>
+              </w:rPr>
+              <w:t xml:space="preserve">____________________________</w:t>
+            </w:r>
+          </w:p>
+          <w:p>
+            <w:pPr>
+              <w:spacing w:after="30" w:before="40"/>
+            </w:pPr>
+            <w:r>
+              <w:rPr>
+                <w:b/>
+                <w:bCs/>
+                <w:color w:val="1A6FB5"/>
+                <w:sz w:val="18"/>
+                <w:szCs w:val="18"/>
+              </w:rPr>
+              <w:t xml:space="preserve">Although... _______________</w:t>
+            </w:r>
+          </w:p>
+          <w:p>
+            <w:pPr>
+              <w:spacing w:after="50" w:before="0"/>
+            </w:pPr>
+            <w:r>
+              <w:rPr>
+                <w:color w:val="BBBBBB"/>
+                <w:sz w:val="18"/>
+                <w:szCs w:val="18"/>
+              </w:rPr>
+              <w:t xml:space="preserve">____________________________</w:t>
+            </w:r>
+          </w:p>
+          <w:p>
+            <w:pPr>
+              <w:spacing w:after="30" w:before="40"/>
+            </w:pPr>
+            <w:r>
+              <w:rPr>
+                <w:b/>
+                <w:bCs/>
+                <w:color w:val="7A5400"/>
+                <w:sz w:val="18"/>
+                <w:szCs w:val="18"/>
+              </w:rPr>
+              <w:t xml:space="preserve">Therefore... ______________</w:t>
+            </w:r>
+          </w:p>
+          <w:p>
+            <w:pPr>
+              <w:spacing w:after="50" w:before="0"/>
+            </w:pPr>
+            <w:r>
+              <w:rPr>
+                <w:color w:val="BBBBBB"/>
+                <w:sz w:val="18"/>
+                <w:szCs w:val="18"/>
+              </w:rPr>
+              <w:t xml:space="preserve">____________________________</w:t>
+            </w:r>
+          </w:p>
+        </w:tc>
+      </w:tr>
+    </w:tbl>
     <w:p>
       <w:pPr>
-        <w:spacing w:after="40" w:before="0"/>
-      </w:pPr>
-      <w:r>
-        <w:rPr>
-          <w:sz w:val="22"/>
-          <w:szCs w:val="22"/>
-        </w:rPr>
-        <w:t xml:space="preserve">1.  What is 4 × 3?</w:t>
+        <w:spacing w:after="60" w:before="0"/>
+      </w:pPr>
+      <w:r>
+        <w:t xml:space="preserve"/>
       </w:r>
     </w:p>
+    <w:tbl>
+      <w:tblPr>
+        <w:tblW w:type="dxa" w:w="9360"/>
+        <w:tblBorders>
+          <w:top w:val="single" w:color="C7D2DD" w:sz="6"/>
+          <w:left w:val="single" w:color="C7D2DD" w:sz="6"/>
+          <w:bottom w:val="single" w:color="C7D2DD" w:sz="6"/>
+          <w:right w:val="single" w:color="C7D2DD" w:sz="6"/>
+          <w:insideH w:val="single" w:color="C7D2DD" w:sz="6"/>
+          <w:insideV w:val="single" w:color="C7D2DD" w:sz="6"/>
+        </w:tblBorders>
+      </w:tblPr>
+      <w:tblGrid>
+        <w:gridCol w:w="2800"/>
+        <w:gridCol w:w="3560"/>
+        <w:gridCol w:w="3000"/>
+      </w:tblGrid>
+      <w:tr>
+        <w:trPr>
+          <w:cantSplit/>
+          <w:tblHeader/>
+        </w:trPr>
+        <w:tc>
+          <w:tcPr>
+            <w:tcW w:type="dxa" w:w="2800"/>
+            <w:shd w:fill="EEF4F8" w:color="auto" w:val="clear"/>
+            <w:tcMar>
+              <w:top w:type="dxa" w:w="60"/>
+              <w:left w:type="dxa" w:w="100"/>
+              <w:bottom w:type="dxa" w:w="60"/>
+              <w:right w:type="dxa" w:w="100"/>
+            </w:tcMar>
+          </w:tcPr>
+          <w:p>
+            <w:pPr>
+              <w:spacing w:after="0" w:before="0"/>
+            </w:pPr>
+            <w:r>
+              <w:rPr>
+                <w:b/>
+                <w:bCs/>
+                <w:color w:val="0F2B3C"/>
+                <w:sz w:val="16"/>
+                <w:szCs w:val="16"/>
+              </w:rPr>
+              <w:t xml:space="preserve">CORE PROBLEM / GIVEN REPRESENTATION</w:t>
+            </w:r>
+          </w:p>
+        </w:tc>
+        <w:tc>
+          <w:tcPr>
+            <w:tcW w:type="dxa" w:w="3560"/>
+            <w:shd w:fill="EEF4F8" w:color="auto" w:val="clear"/>
+            <w:tcMar>
+              <w:top w:type="dxa" w:w="60"/>
+              <w:left w:type="dxa" w:w="100"/>
+              <w:bottom w:type="dxa" w:w="60"/>
+              <w:right w:type="dxa" w:w="100"/>
+            </w:tcMar>
+          </w:tcPr>
+          <w:p>
+            <w:pPr>
+              <w:spacing w:after="0" w:before="0"/>
+            </w:pPr>
+            <w:r>
+              <w:rPr>
+                <w:b/>
+                <w:bCs/>
+                <w:color w:val="0F2B3C"/>
+                <w:sz w:val="16"/>
+                <w:szCs w:val="16"/>
+              </w:rPr>
+              <w:t xml:space="preserve">WORKING SPACE / CALCULATION STEPS</w:t>
+            </w:r>
+          </w:p>
+        </w:tc>
+        <w:tc>
+          <w:tcPr>
+            <w:tcW w:type="dxa" w:w="3000"/>
+            <w:shd w:fill="FBF3E2" w:color="auto" w:val="clear"/>
+            <w:tcMar>
+              <w:top w:type="dxa" w:w="60"/>
+              <w:left w:type="dxa" w:w="100"/>
+              <w:bottom w:type="dxa" w:w="60"/>
+              <w:right w:type="dxa" w:w="100"/>
+            </w:tcMar>
+          </w:tcPr>
+          <w:p>
+            <w:pPr>
+              <w:spacing w:after="0" w:before="0"/>
+            </w:pPr>
+            <w:r>
+              <w:rPr>
+                <w:b/>
+                <w:bCs/>
+                <w:color w:val="7A5400"/>
+                <w:sz w:val="16"/>
+                <w:szCs w:val="16"/>
+              </w:rPr>
+              <w:t xml:space="preserve">EXPLAIN YOUR REASONING</w:t>
+            </w:r>
+          </w:p>
+        </w:tc>
+      </w:tr>
+      <w:tr>
+        <w:trPr>
+          <w:cantSplit/>
+        </w:trPr>
+        <w:tc>
+          <w:tcPr>
+            <w:tcW w:type="dxa" w:w="2800"/>
+            <w:tcMar>
+              <w:top w:type="dxa" w:w="80"/>
+              <w:left w:type="dxa" w:w="100"/>
+              <w:bottom w:type="dxa" w:w="80"/>
+              <w:right w:type="dxa" w:w="100"/>
+            </w:tcMar>
+            <w:vAlign w:val="top"/>
+          </w:tcPr>
+          <w:p>
+            <w:pPr>
+              <w:spacing w:after="40" w:before="0"/>
+            </w:pPr>
+            <w:r>
+              <w:rPr>
+                <w:b/>
+                <w:bCs/>
+                <w:color w:val="0F2B3C"/>
+                <w:sz w:val="20"/>
+                <w:szCs w:val="20"/>
+              </w:rPr>
+              <w:t xml:space="preserve">2.  A rectangle is 7 units long and 2 units wide. Area = 7 × 2 = ___?</w:t>
+            </w:r>
+          </w:p>
+        </w:tc>
+        <w:tc>
+          <w:tcPr>
+            <w:tcW w:type="dxa" w:w="3560"/>
+            <w:tcMar>
+              <w:top w:type="dxa" w:w="80"/>
+              <w:left w:type="dxa" w:w="100"/>
+              <w:bottom w:type="dxa" w:w="80"/>
+              <w:right w:type="dxa" w:w="100"/>
+            </w:tcMar>
+            <w:vAlign w:val="top"/>
+          </w:tcPr>
+          <w:p>
+            <w:pPr>
+              <w:spacing w:after="50" w:before="0"/>
+            </w:pPr>
+            <w:r>
+              <w:rPr>
+                <w:color w:val="BBBBBB"/>
+                <w:sz w:val="18"/>
+                <w:szCs w:val="18"/>
+              </w:rPr>
+              <w:t xml:space="preserve">____________________________</w:t>
+            </w:r>
+          </w:p>
+          <w:p>
+            <w:pPr>
+              <w:spacing w:after="50" w:before="0"/>
+            </w:pPr>
+            <w:r>
+              <w:rPr>
+                <w:color w:val="BBBBBB"/>
+                <w:sz w:val="18"/>
+                <w:szCs w:val="18"/>
+              </w:rPr>
+              <w:t xml:space="preserve">____________________________</w:t>
+            </w:r>
+          </w:p>
+          <w:p>
+            <w:pPr>
+              <w:spacing w:after="50" w:before="0"/>
+            </w:pPr>
+            <w:r>
+              <w:rPr>
+                <w:color w:val="BBBBBB"/>
+                <w:sz w:val="18"/>
+                <w:szCs w:val="18"/>
+              </w:rPr>
+              <w:t xml:space="preserve">____________________________</w:t>
+            </w:r>
+          </w:p>
+          <w:p>
+            <w:pPr>
+              <w:spacing w:after="50" w:before="0"/>
+            </w:pPr>
+            <w:r>
+              <w:rPr>
+                <w:color w:val="BBBBBB"/>
+                <w:sz w:val="18"/>
+                <w:szCs w:val="18"/>
+              </w:rPr>
+              <w:t xml:space="preserve">____________________________</w:t>
+            </w:r>
+          </w:p>
+        </w:tc>
+        <w:tc>
+          <w:tcPr>
+            <w:tcW w:type="dxa" w:w="3000"/>
+            <w:shd w:fill="FBF3E2" w:color="auto" w:val="clear"/>
+            <w:tcMar>
+              <w:top w:type="dxa" w:w="80"/>
+              <w:left w:type="dxa" w:w="100"/>
+              <w:bottom w:type="dxa" w:w="80"/>
+              <w:right w:type="dxa" w:w="100"/>
+            </w:tcMar>
+            <w:vAlign w:val="top"/>
+          </w:tcPr>
+          <w:p>
+            <w:pPr>
+              <w:spacing w:after="30" w:before="0"/>
+            </w:pPr>
+            <w:r>
+              <w:rPr>
+                <w:b/>
+                <w:bCs/>
+                <w:color w:val="0F2B3C"/>
+                <w:sz w:val="18"/>
+                <w:szCs w:val="18"/>
+              </w:rPr>
+              <w:t xml:space="preserve">Because... ________________</w:t>
+            </w:r>
+          </w:p>
+          <w:p>
+            <w:pPr>
+              <w:spacing w:after="50" w:before="0"/>
+            </w:pPr>
+            <w:r>
+              <w:rPr>
+                <w:color w:val="BBBBBB"/>
+                <w:sz w:val="18"/>
+                <w:szCs w:val="18"/>
+              </w:rPr>
+              <w:t xml:space="preserve">____________________________</w:t>
+            </w:r>
+          </w:p>
+          <w:p>
+            <w:pPr>
+              <w:spacing w:after="30" w:before="40"/>
+            </w:pPr>
+            <w:r>
+              <w:rPr>
+                <w:b/>
+                <w:bCs/>
+                <w:color w:val="1A6FB5"/>
+                <w:sz w:val="18"/>
+                <w:szCs w:val="18"/>
+              </w:rPr>
+              <w:t xml:space="preserve">Although... _______________</w:t>
+            </w:r>
+          </w:p>
+          <w:p>
+            <w:pPr>
+              <w:spacing w:after="50" w:before="0"/>
+            </w:pPr>
+            <w:r>
+              <w:rPr>
+                <w:color w:val="BBBBBB"/>
+                <w:sz w:val="18"/>
+                <w:szCs w:val="18"/>
+              </w:rPr>
+              <w:t xml:space="preserve">____________________________</w:t>
+            </w:r>
+          </w:p>
+          <w:p>
+            <w:pPr>
+              <w:spacing w:after="30" w:before="40"/>
+            </w:pPr>
+            <w:r>
+              <w:rPr>
+                <w:b/>
+                <w:bCs/>
+                <w:color w:val="7A5400"/>
+                <w:sz w:val="18"/>
+                <w:szCs w:val="18"/>
+              </w:rPr>
+              <w:t xml:space="preserve">Therefore... ______________</w:t>
+            </w:r>
+          </w:p>
+          <w:p>
+            <w:pPr>
+              <w:spacing w:after="50" w:before="0"/>
+            </w:pPr>
+            <w:r>
+              <w:rPr>
+                <w:color w:val="BBBBBB"/>
+                <w:sz w:val="18"/>
+                <w:szCs w:val="18"/>
+              </w:rPr>
+              <w:t xml:space="preserve">____________________________</w:t>
+            </w:r>
+          </w:p>
+        </w:tc>
+      </w:tr>
+    </w:tbl>
     <w:p>
       <w:pPr>
-        <w:spacing w:after="80" w:before="0"/>
-      </w:pPr>
-      <w:r>
-        <w:rPr>
-          <w:color w:val="BBBBBB"/>
-        </w:rPr>
-        <w:t xml:space="preserve">____________________________________________________</w:t>
+        <w:spacing w:after="60" w:before="0"/>
+      </w:pPr>
+      <w:r>
+        <w:t xml:space="preserve"/>
       </w:r>
     </w:p>
+    <w:tbl>
+      <w:tblPr>
+        <w:tblW w:type="dxa" w:w="9360"/>
+        <w:tblBorders>
+          <w:top w:val="single" w:color="C7D2DD" w:sz="6"/>
+          <w:left w:val="single" w:color="C7D2DD" w:sz="6"/>
+          <w:bottom w:val="single" w:color="C7D2DD" w:sz="6"/>
+          <w:right w:val="single" w:color="C7D2DD" w:sz="6"/>
+          <w:insideH w:val="single" w:color="C7D2DD" w:sz="6"/>
+          <w:insideV w:val="single" w:color="C7D2DD" w:sz="6"/>
+        </w:tblBorders>
+      </w:tblPr>
+      <w:tblGrid>
+        <w:gridCol w:w="2800"/>
+        <w:gridCol w:w="3560"/>
+        <w:gridCol w:w="3000"/>
+      </w:tblGrid>
+      <w:tr>
+        <w:trPr>
+          <w:cantSplit/>
+          <w:tblHeader/>
+        </w:trPr>
+        <w:tc>
+          <w:tcPr>
+            <w:tcW w:type="dxa" w:w="2800"/>
+            <w:shd w:fill="EEF4F8" w:color="auto" w:val="clear"/>
+            <w:tcMar>
+              <w:top w:type="dxa" w:w="60"/>
+              <w:left w:type="dxa" w:w="100"/>
+              <w:bottom w:type="dxa" w:w="60"/>
+              <w:right w:type="dxa" w:w="100"/>
+            </w:tcMar>
+          </w:tcPr>
+          <w:p>
+            <w:pPr>
+              <w:spacing w:after="0" w:before="0"/>
+            </w:pPr>
+            <w:r>
+              <w:rPr>
+                <w:b/>
+                <w:bCs/>
+                <w:color w:val="0F2B3C"/>
+                <w:sz w:val="16"/>
+                <w:szCs w:val="16"/>
+              </w:rPr>
+              <w:t xml:space="preserve">CORE PROBLEM / GIVEN REPRESENTATION</w:t>
+            </w:r>
+          </w:p>
+        </w:tc>
+        <w:tc>
+          <w:tcPr>
+            <w:tcW w:type="dxa" w:w="3560"/>
+            <w:shd w:fill="EEF4F8" w:color="auto" w:val="clear"/>
+            <w:tcMar>
+              <w:top w:type="dxa" w:w="60"/>
+              <w:left w:type="dxa" w:w="100"/>
+              <w:bottom w:type="dxa" w:w="60"/>
+              <w:right w:type="dxa" w:w="100"/>
+            </w:tcMar>
+          </w:tcPr>
+          <w:p>
+            <w:pPr>
+              <w:spacing w:after="0" w:before="0"/>
+            </w:pPr>
+            <w:r>
+              <w:rPr>
+                <w:b/>
+                <w:bCs/>
+                <w:color w:val="0F2B3C"/>
+                <w:sz w:val="16"/>
+                <w:szCs w:val="16"/>
+              </w:rPr>
+              <w:t xml:space="preserve">WORKING SPACE / CALCULATION STEPS</w:t>
+            </w:r>
+          </w:p>
+        </w:tc>
+        <w:tc>
+          <w:tcPr>
+            <w:tcW w:type="dxa" w:w="3000"/>
+            <w:shd w:fill="FBF3E2" w:color="auto" w:val="clear"/>
+            <w:tcMar>
+              <w:top w:type="dxa" w:w="60"/>
+              <w:left w:type="dxa" w:w="100"/>
+              <w:bottom w:type="dxa" w:w="60"/>
+              <w:right w:type="dxa" w:w="100"/>
+            </w:tcMar>
+          </w:tcPr>
+          <w:p>
+            <w:pPr>
+              <w:spacing w:after="0" w:before="0"/>
+            </w:pPr>
+            <w:r>
+              <w:rPr>
+                <w:b/>
+                <w:bCs/>
+                <w:color w:val="7A5400"/>
+                <w:sz w:val="16"/>
+                <w:szCs w:val="16"/>
+              </w:rPr>
+              <w:t xml:space="preserve">EXPLAIN YOUR REASONING</w:t>
+            </w:r>
+          </w:p>
+        </w:tc>
+      </w:tr>
+      <w:tr>
+        <w:trPr>
+          <w:cantSplit/>
+        </w:trPr>
+        <w:tc>
+          <w:tcPr>
+            <w:tcW w:type="dxa" w:w="2800"/>
+            <w:tcMar>
+              <w:top w:type="dxa" w:w="80"/>
+              <w:left w:type="dxa" w:w="100"/>
+              <w:bottom w:type="dxa" w:w="80"/>
+              <w:right w:type="dxa" w:w="100"/>
+            </w:tcMar>
+            <w:vAlign w:val="top"/>
+          </w:tcPr>
+          <w:p>
+            <w:pPr>
+              <w:spacing w:after="40" w:before="0"/>
+            </w:pPr>
+            <w:r>
+              <w:rPr>
+                <w:b/>
+                <w:bCs/>
+                <w:color w:val="0F2B3C"/>
+                <w:sz w:val="20"/>
+                <w:szCs w:val="20"/>
+              </w:rPr>
+              <w:t xml:space="preserve">3.  A rectangle is 5 units by 5 units. What is its area?</w:t>
+            </w:r>
+          </w:p>
+        </w:tc>
+        <w:tc>
+          <w:tcPr>
+            <w:tcW w:type="dxa" w:w="3560"/>
+            <w:tcMar>
+              <w:top w:type="dxa" w:w="80"/>
+              <w:left w:type="dxa" w:w="100"/>
+              <w:bottom w:type="dxa" w:w="80"/>
+              <w:right w:type="dxa" w:w="100"/>
+            </w:tcMar>
+            <w:vAlign w:val="top"/>
+          </w:tcPr>
+          <w:p>
+            <w:pPr>
+              <w:spacing w:after="50" w:before="0"/>
+            </w:pPr>
+            <w:r>
+              <w:rPr>
+                <w:color w:val="BBBBBB"/>
+                <w:sz w:val="18"/>
+                <w:szCs w:val="18"/>
+              </w:rPr>
+              <w:t xml:space="preserve">____________________________</w:t>
+            </w:r>
+          </w:p>
+          <w:p>
+            <w:pPr>
+              <w:spacing w:after="50" w:before="0"/>
+            </w:pPr>
+            <w:r>
+              <w:rPr>
+                <w:color w:val="BBBBBB"/>
+                <w:sz w:val="18"/>
+                <w:szCs w:val="18"/>
+              </w:rPr>
+              <w:t xml:space="preserve">____________________________</w:t>
+            </w:r>
+          </w:p>
+          <w:p>
+            <w:pPr>
+              <w:spacing w:after="50" w:before="0"/>
+            </w:pPr>
+            <w:r>
+              <w:rPr>
+                <w:color w:val="BBBBBB"/>
+                <w:sz w:val="18"/>
+                <w:szCs w:val="18"/>
+              </w:rPr>
+              <w:t xml:space="preserve">____________________________</w:t>
+            </w:r>
+          </w:p>
+          <w:p>
+            <w:pPr>
+              <w:spacing w:after="50" w:before="0"/>
+            </w:pPr>
+            <w:r>
+              <w:rPr>
+                <w:color w:val="BBBBBB"/>
+                <w:sz w:val="18"/>
+                <w:szCs w:val="18"/>
+              </w:rPr>
+              <w:t xml:space="preserve">____________________________</w:t>
+            </w:r>
+          </w:p>
+        </w:tc>
+        <w:tc>
+          <w:tcPr>
+            <w:tcW w:type="dxa" w:w="3000"/>
+            <w:shd w:fill="FBF3E2" w:color="auto" w:val="clear"/>
+            <w:tcMar>
+              <w:top w:type="dxa" w:w="80"/>
+              <w:left w:type="dxa" w:w="100"/>
+              <w:bottom w:type="dxa" w:w="80"/>
+              <w:right w:type="dxa" w:w="100"/>
+            </w:tcMar>
+            <w:vAlign w:val="top"/>
+          </w:tcPr>
+          <w:p>
+            <w:pPr>
+              <w:spacing w:after="30" w:before="0"/>
+            </w:pPr>
+            <w:r>
+              <w:rPr>
+                <w:b/>
+                <w:bCs/>
+                <w:color w:val="0F2B3C"/>
+                <w:sz w:val="18"/>
+                <w:szCs w:val="18"/>
+              </w:rPr>
+              <w:t xml:space="preserve">Because... ________________</w:t>
+            </w:r>
+          </w:p>
+          <w:p>
+            <w:pPr>
+              <w:spacing w:after="50" w:before="0"/>
+            </w:pPr>
+            <w:r>
+              <w:rPr>
+                <w:color w:val="BBBBBB"/>
+                <w:sz w:val="18"/>
+                <w:szCs w:val="18"/>
+              </w:rPr>
+              <w:t xml:space="preserve">____________________________</w:t>
+            </w:r>
+          </w:p>
+          <w:p>
+            <w:pPr>
+              <w:spacing w:after="30" w:before="40"/>
+            </w:pPr>
+            <w:r>
+              <w:rPr>
+                <w:b/>
+                <w:bCs/>
+                <w:color w:val="1A6FB5"/>
+                <w:sz w:val="18"/>
+                <w:szCs w:val="18"/>
+              </w:rPr>
+              <w:t xml:space="preserve">Although... _______________</w:t>
+            </w:r>
+          </w:p>
+          <w:p>
+            <w:pPr>
+              <w:spacing w:after="50" w:before="0"/>
+            </w:pPr>
+            <w:r>
+              <w:rPr>
+                <w:color w:val="BBBBBB"/>
+                <w:sz w:val="18"/>
+                <w:szCs w:val="18"/>
+              </w:rPr>
+              <w:t xml:space="preserve">____________________________</w:t>
+            </w:r>
+          </w:p>
+          <w:p>
+            <w:pPr>
+              <w:spacing w:after="30" w:before="40"/>
+            </w:pPr>
+            <w:r>
+              <w:rPr>
+                <w:b/>
+                <w:bCs/>
+                <w:color w:val="7A5400"/>
+                <w:sz w:val="18"/>
+                <w:szCs w:val="18"/>
+              </w:rPr>
+              <w:t xml:space="preserve">Therefore... ______________</w:t>
+            </w:r>
+          </w:p>
+          <w:p>
+            <w:pPr>
+              <w:spacing w:after="50" w:before="0"/>
+            </w:pPr>
+            <w:r>
+              <w:rPr>
+                <w:color w:val="BBBBBB"/>
+                <w:sz w:val="18"/>
+                <w:szCs w:val="18"/>
+              </w:rPr>
+              <w:t xml:space="preserve">____________________________</w:t>
+            </w:r>
+          </w:p>
+        </w:tc>
+      </w:tr>
+    </w:tbl>
     <w:p>
       <w:pPr>
-        <w:spacing w:after="40" w:before="0"/>
-      </w:pPr>
-      <w:r>
-        <w:rPr>
-          <w:sz w:val="22"/>
-          <w:szCs w:val="22"/>
-        </w:rPr>
-        <w:t xml:space="preserve">2.  A rectangle is 7 units long and 2 units wide. Area = 7 × 2 = ___?</w:t>
-      </w:r>
-    </w:p>
-    <w:p>
-      <w:pPr>
-        <w:spacing w:after="80" w:before="0"/>
-      </w:pPr>
-      <w:r>
-        <w:rPr>
-          <w:color w:val="BBBBBB"/>
-        </w:rPr>
-        <w:t xml:space="preserve">____________________________________________________</w:t>
-      </w:r>
-    </w:p>
-    <w:p>
-      <w:pPr>
-        <w:spacing w:after="40" w:before="0"/>
-      </w:pPr>
-      <w:r>
-        <w:rPr>
-          <w:sz w:val="22"/>
-          <w:szCs w:val="22"/>
-        </w:rPr>
-        <w:t xml:space="preserve">3.  A rectangle is 5 units by 5 units. What is its area?</w:t>
-      </w:r>
-    </w:p>
-    <w:p>
-      <w:pPr>
-        <w:spacing w:after="80" w:before="0"/>
-      </w:pPr>
-      <w:r>
-        <w:rPr>
-          <w:color w:val="BBBBBB"/>
-        </w:rPr>
-        <w:t xml:space="preserve">____________________________________________________</w:t>
+        <w:spacing w:after="60" w:before="0"/>
+      </w:pPr>
+      <w:r>
+        <w:t xml:space="preserve"/>
       </w:r>
     </w:p>
     <w:p>
@@ -225,63 +2878,629 @@
         <w:t xml:space="preserve">Find the base and height, then multiply.</w:t>
       </w:r>
     </w:p>
+    <w:tbl>
+      <w:tblPr>
+        <w:tblW w:type="dxa" w:w="9360"/>
+        <w:tblBorders>
+          <w:top w:val="single" w:color="C7D2DD" w:sz="6"/>
+          <w:left w:val="single" w:color="C7D2DD" w:sz="6"/>
+          <w:bottom w:val="single" w:color="C7D2DD" w:sz="6"/>
+          <w:right w:val="single" w:color="C7D2DD" w:sz="6"/>
+          <w:insideH w:val="single" w:color="C7D2DD" w:sz="6"/>
+          <w:insideV w:val="single" w:color="C7D2DD" w:sz="6"/>
+        </w:tblBorders>
+      </w:tblPr>
+      <w:tblGrid>
+        <w:gridCol w:w="2800"/>
+        <w:gridCol w:w="3560"/>
+        <w:gridCol w:w="3000"/>
+      </w:tblGrid>
+      <w:tr>
+        <w:trPr>
+          <w:cantSplit/>
+          <w:tblHeader/>
+        </w:trPr>
+        <w:tc>
+          <w:tcPr>
+            <w:tcW w:type="dxa" w:w="2800"/>
+            <w:shd w:fill="EEF4F8" w:color="auto" w:val="clear"/>
+            <w:tcMar>
+              <w:top w:type="dxa" w:w="60"/>
+              <w:left w:type="dxa" w:w="100"/>
+              <w:bottom w:type="dxa" w:w="60"/>
+              <w:right w:type="dxa" w:w="100"/>
+            </w:tcMar>
+          </w:tcPr>
+          <w:p>
+            <w:pPr>
+              <w:spacing w:after="0" w:before="0"/>
+            </w:pPr>
+            <w:r>
+              <w:rPr>
+                <w:b/>
+                <w:bCs/>
+                <w:color w:val="0F2B3C"/>
+                <w:sz w:val="16"/>
+                <w:szCs w:val="16"/>
+              </w:rPr>
+              <w:t xml:space="preserve">CORE PROBLEM / GIVEN REPRESENTATION</w:t>
+            </w:r>
+          </w:p>
+        </w:tc>
+        <w:tc>
+          <w:tcPr>
+            <w:tcW w:type="dxa" w:w="3560"/>
+            <w:shd w:fill="EEF4F8" w:color="auto" w:val="clear"/>
+            <w:tcMar>
+              <w:top w:type="dxa" w:w="60"/>
+              <w:left w:type="dxa" w:w="100"/>
+              <w:bottom w:type="dxa" w:w="60"/>
+              <w:right w:type="dxa" w:w="100"/>
+            </w:tcMar>
+          </w:tcPr>
+          <w:p>
+            <w:pPr>
+              <w:spacing w:after="0" w:before="0"/>
+            </w:pPr>
+            <w:r>
+              <w:rPr>
+                <w:b/>
+                <w:bCs/>
+                <w:color w:val="0F2B3C"/>
+                <w:sz w:val="16"/>
+                <w:szCs w:val="16"/>
+              </w:rPr>
+              <w:t xml:space="preserve">WORKING SPACE / CALCULATION STEPS</w:t>
+            </w:r>
+          </w:p>
+        </w:tc>
+        <w:tc>
+          <w:tcPr>
+            <w:tcW w:type="dxa" w:w="3000"/>
+            <w:shd w:fill="FBF3E2" w:color="auto" w:val="clear"/>
+            <w:tcMar>
+              <w:top w:type="dxa" w:w="60"/>
+              <w:left w:type="dxa" w:w="100"/>
+              <w:bottom w:type="dxa" w:w="60"/>
+              <w:right w:type="dxa" w:w="100"/>
+            </w:tcMar>
+          </w:tcPr>
+          <w:p>
+            <w:pPr>
+              <w:spacing w:after="0" w:before="0"/>
+            </w:pPr>
+            <w:r>
+              <w:rPr>
+                <w:b/>
+                <w:bCs/>
+                <w:color w:val="7A5400"/>
+                <w:sz w:val="16"/>
+                <w:szCs w:val="16"/>
+              </w:rPr>
+              <w:t xml:space="preserve">EXPLAIN YOUR REASONING</w:t>
+            </w:r>
+          </w:p>
+        </w:tc>
+      </w:tr>
+      <w:tr>
+        <w:trPr>
+          <w:cantSplit/>
+        </w:trPr>
+        <w:tc>
+          <w:tcPr>
+            <w:tcW w:type="dxa" w:w="2800"/>
+            <w:tcMar>
+              <w:top w:type="dxa" w:w="80"/>
+              <w:left w:type="dxa" w:w="100"/>
+              <w:bottom w:type="dxa" w:w="80"/>
+              <w:right w:type="dxa" w:w="100"/>
+            </w:tcMar>
+            <w:vAlign w:val="top"/>
+          </w:tcPr>
+          <w:p>
+            <w:pPr>
+              <w:spacing w:after="40" w:before="0"/>
+            </w:pPr>
+            <w:r>
+              <w:rPr>
+                <w:b/>
+                <w:bCs/>
+                <w:color w:val="0F2B3C"/>
+                <w:sz w:val="20"/>
+                <w:szCs w:val="20"/>
+              </w:rPr>
+              <w:t xml:space="preserve">1.  A parallelogram has a slanted side of 6 and a straight-up height of 4. Which number is the height?</w:t>
+            </w:r>
+          </w:p>
+          <w:p>
+            <w:pPr>
+              <w:spacing w:after="0" w:before="0"/>
+            </w:pPr>
+            <w:r>
+              <w:rPr>
+                <w:color w:val="5E6E7E"/>
+                <w:sz w:val="18"/>
+                <w:szCs w:val="18"/>
+              </w:rPr>
+              <w:t xml:space="preserve">Choices: 6 (the slanted side)   /   4 (the straight-up distance)</w:t>
+            </w:r>
+          </w:p>
+        </w:tc>
+        <w:tc>
+          <w:tcPr>
+            <w:tcW w:type="dxa" w:w="3560"/>
+            <w:tcMar>
+              <w:top w:type="dxa" w:w="80"/>
+              <w:left w:type="dxa" w:w="100"/>
+              <w:bottom w:type="dxa" w:w="80"/>
+              <w:right w:type="dxa" w:w="100"/>
+            </w:tcMar>
+            <w:vAlign w:val="top"/>
+          </w:tcPr>
+          <w:p>
+            <w:pPr>
+              <w:spacing w:after="50" w:before="0"/>
+            </w:pPr>
+            <w:r>
+              <w:rPr>
+                <w:color w:val="BBBBBB"/>
+                <w:sz w:val="18"/>
+                <w:szCs w:val="18"/>
+              </w:rPr>
+              <w:t xml:space="preserve">____________________________</w:t>
+            </w:r>
+          </w:p>
+          <w:p>
+            <w:pPr>
+              <w:spacing w:after="50" w:before="0"/>
+            </w:pPr>
+            <w:r>
+              <w:rPr>
+                <w:color w:val="BBBBBB"/>
+                <w:sz w:val="18"/>
+                <w:szCs w:val="18"/>
+              </w:rPr>
+              <w:t xml:space="preserve">____________________________</w:t>
+            </w:r>
+          </w:p>
+          <w:p>
+            <w:pPr>
+              <w:spacing w:after="50" w:before="0"/>
+            </w:pPr>
+            <w:r>
+              <w:rPr>
+                <w:color w:val="BBBBBB"/>
+                <w:sz w:val="18"/>
+                <w:szCs w:val="18"/>
+              </w:rPr>
+              <w:t xml:space="preserve">____________________________</w:t>
+            </w:r>
+          </w:p>
+          <w:p>
+            <w:pPr>
+              <w:spacing w:after="50" w:before="0"/>
+            </w:pPr>
+            <w:r>
+              <w:rPr>
+                <w:color w:val="BBBBBB"/>
+                <w:sz w:val="18"/>
+                <w:szCs w:val="18"/>
+              </w:rPr>
+              <w:t xml:space="preserve">____________________________</w:t>
+            </w:r>
+          </w:p>
+        </w:tc>
+        <w:tc>
+          <w:tcPr>
+            <w:tcW w:type="dxa" w:w="3000"/>
+            <w:shd w:fill="FBF3E2" w:color="auto" w:val="clear"/>
+            <w:tcMar>
+              <w:top w:type="dxa" w:w="80"/>
+              <w:left w:type="dxa" w:w="100"/>
+              <w:bottom w:type="dxa" w:w="80"/>
+              <w:right w:type="dxa" w:w="100"/>
+            </w:tcMar>
+            <w:vAlign w:val="top"/>
+          </w:tcPr>
+          <w:p>
+            <w:pPr>
+              <w:spacing w:after="30" w:before="0"/>
+            </w:pPr>
+            <w:r>
+              <w:rPr>
+                <w:b/>
+                <w:bCs/>
+                <w:color w:val="0F2B3C"/>
+                <w:sz w:val="18"/>
+                <w:szCs w:val="18"/>
+              </w:rPr>
+              <w:t xml:space="preserve">Because... ________________</w:t>
+            </w:r>
+          </w:p>
+          <w:p>
+            <w:pPr>
+              <w:spacing w:after="50" w:before="0"/>
+            </w:pPr>
+            <w:r>
+              <w:rPr>
+                <w:color w:val="BBBBBB"/>
+                <w:sz w:val="18"/>
+                <w:szCs w:val="18"/>
+              </w:rPr>
+              <w:t xml:space="preserve">____________________________</w:t>
+            </w:r>
+          </w:p>
+          <w:p>
+            <w:pPr>
+              <w:spacing w:after="30" w:before="40"/>
+            </w:pPr>
+            <w:r>
+              <w:rPr>
+                <w:b/>
+                <w:bCs/>
+                <w:color w:val="1A6FB5"/>
+                <w:sz w:val="18"/>
+                <w:szCs w:val="18"/>
+              </w:rPr>
+              <w:t xml:space="preserve">Although... _______________</w:t>
+            </w:r>
+          </w:p>
+          <w:p>
+            <w:pPr>
+              <w:spacing w:after="50" w:before="0"/>
+            </w:pPr>
+            <w:r>
+              <w:rPr>
+                <w:color w:val="BBBBBB"/>
+                <w:sz w:val="18"/>
+                <w:szCs w:val="18"/>
+              </w:rPr>
+              <w:t xml:space="preserve">____________________________</w:t>
+            </w:r>
+          </w:p>
+          <w:p>
+            <w:pPr>
+              <w:spacing w:after="30" w:before="40"/>
+            </w:pPr>
+            <w:r>
+              <w:rPr>
+                <w:b/>
+                <w:bCs/>
+                <w:color w:val="7A5400"/>
+                <w:sz w:val="18"/>
+                <w:szCs w:val="18"/>
+              </w:rPr>
+              <w:t xml:space="preserve">Therefore... ______________</w:t>
+            </w:r>
+          </w:p>
+          <w:p>
+            <w:pPr>
+              <w:spacing w:after="50" w:before="0"/>
+            </w:pPr>
+            <w:r>
+              <w:rPr>
+                <w:color w:val="BBBBBB"/>
+                <w:sz w:val="18"/>
+                <w:szCs w:val="18"/>
+              </w:rPr>
+              <w:t xml:space="preserve">____________________________</w:t>
+            </w:r>
+          </w:p>
+        </w:tc>
+      </w:tr>
+    </w:tbl>
     <w:p>
       <w:pPr>
-        <w:spacing w:after="40" w:before="0"/>
-      </w:pPr>
-      <w:r>
-        <w:rPr>
-          <w:sz w:val="22"/>
-          <w:szCs w:val="22"/>
-        </w:rPr>
-        <w:t xml:space="preserve">1.  A parallelogram has a slanted side of 6 and a straight-up height of 4. Which number is the height?</w:t>
+        <w:spacing w:after="60" w:before="0"/>
+      </w:pPr>
+      <w:r>
+        <w:t xml:space="preserve"/>
       </w:r>
     </w:p>
+    <w:tbl>
+      <w:tblPr>
+        <w:tblW w:type="dxa" w:w="9360"/>
+        <w:tblBorders>
+          <w:top w:val="single" w:color="C7D2DD" w:sz="6"/>
+          <w:left w:val="single" w:color="C7D2DD" w:sz="6"/>
+          <w:bottom w:val="single" w:color="C7D2DD" w:sz="6"/>
+          <w:right w:val="single" w:color="C7D2DD" w:sz="6"/>
+          <w:insideH w:val="single" w:color="C7D2DD" w:sz="6"/>
+          <w:insideV w:val="single" w:color="C7D2DD" w:sz="6"/>
+        </w:tblBorders>
+      </w:tblPr>
+      <w:tblGrid>
+        <w:gridCol w:w="2800"/>
+        <w:gridCol w:w="3560"/>
+        <w:gridCol w:w="3000"/>
+      </w:tblGrid>
+      <w:tr>
+        <w:trPr>
+          <w:cantSplit/>
+          <w:tblHeader/>
+        </w:trPr>
+        <w:tc>
+          <w:tcPr>
+            <w:tcW w:type="dxa" w:w="2800"/>
+            <w:shd w:fill="EEF4F8" w:color="auto" w:val="clear"/>
+            <w:tcMar>
+              <w:top w:type="dxa" w:w="60"/>
+              <w:left w:type="dxa" w:w="100"/>
+              <w:bottom w:type="dxa" w:w="60"/>
+              <w:right w:type="dxa" w:w="100"/>
+            </w:tcMar>
+          </w:tcPr>
+          <w:p>
+            <w:pPr>
+              <w:spacing w:after="0" w:before="0"/>
+            </w:pPr>
+            <w:r>
+              <w:rPr>
+                <w:b/>
+                <w:bCs/>
+                <w:color w:val="0F2B3C"/>
+                <w:sz w:val="16"/>
+                <w:szCs w:val="16"/>
+              </w:rPr>
+              <w:t xml:space="preserve">CORE PROBLEM / GIVEN REPRESENTATION</w:t>
+            </w:r>
+          </w:p>
+        </w:tc>
+        <w:tc>
+          <w:tcPr>
+            <w:tcW w:type="dxa" w:w="3560"/>
+            <w:shd w:fill="EEF4F8" w:color="auto" w:val="clear"/>
+            <w:tcMar>
+              <w:top w:type="dxa" w:w="60"/>
+              <w:left w:type="dxa" w:w="100"/>
+              <w:bottom w:type="dxa" w:w="60"/>
+              <w:right w:type="dxa" w:w="100"/>
+            </w:tcMar>
+          </w:tcPr>
+          <w:p>
+            <w:pPr>
+              <w:spacing w:after="0" w:before="0"/>
+            </w:pPr>
+            <w:r>
+              <w:rPr>
+                <w:b/>
+                <w:bCs/>
+                <w:color w:val="0F2B3C"/>
+                <w:sz w:val="16"/>
+                <w:szCs w:val="16"/>
+              </w:rPr>
+              <w:t xml:space="preserve">WORKING SPACE / CALCULATION STEPS</w:t>
+            </w:r>
+          </w:p>
+        </w:tc>
+        <w:tc>
+          <w:tcPr>
+            <w:tcW w:type="dxa" w:w="3000"/>
+            <w:shd w:fill="FBF3E2" w:color="auto" w:val="clear"/>
+            <w:tcMar>
+              <w:top w:type="dxa" w:w="60"/>
+              <w:left w:type="dxa" w:w="100"/>
+              <w:bottom w:type="dxa" w:w="60"/>
+              <w:right w:type="dxa" w:w="100"/>
+            </w:tcMar>
+          </w:tcPr>
+          <w:p>
+            <w:pPr>
+              <w:spacing w:after="0" w:before="0"/>
+            </w:pPr>
+            <w:r>
+              <w:rPr>
+                <w:b/>
+                <w:bCs/>
+                <w:color w:val="7A5400"/>
+                <w:sz w:val="16"/>
+                <w:szCs w:val="16"/>
+              </w:rPr>
+              <w:t xml:space="preserve">EXPLAIN YOUR REASONING</w:t>
+            </w:r>
+          </w:p>
+        </w:tc>
+      </w:tr>
+      <w:tr>
+        <w:trPr>
+          <w:cantSplit/>
+        </w:trPr>
+        <w:tc>
+          <w:tcPr>
+            <w:tcW w:type="dxa" w:w="2800"/>
+            <w:tcMar>
+              <w:top w:type="dxa" w:w="80"/>
+              <w:left w:type="dxa" w:w="100"/>
+              <w:bottom w:type="dxa" w:w="80"/>
+              <w:right w:type="dxa" w:w="100"/>
+            </w:tcMar>
+            <w:vAlign w:val="top"/>
+          </w:tcPr>
+          <w:p>
+            <w:pPr>
+              <w:spacing w:after="40" w:before="0"/>
+            </w:pPr>
+            <w:r>
+              <w:rPr>
+                <w:b/>
+                <w:bCs/>
+                <w:color w:val="0F2B3C"/>
+                <w:sz w:val="20"/>
+                <w:szCs w:val="20"/>
+              </w:rPr>
+              <w:t xml:space="preserve">2.  A parallelogram has base 8 and height 3. Area = 8 × 3 = ___?</w:t>
+            </w:r>
+          </w:p>
+        </w:tc>
+        <w:tc>
+          <w:tcPr>
+            <w:tcW w:type="dxa" w:w="3560"/>
+            <w:tcMar>
+              <w:top w:type="dxa" w:w="80"/>
+              <w:left w:type="dxa" w:w="100"/>
+              <w:bottom w:type="dxa" w:w="80"/>
+              <w:right w:type="dxa" w:w="100"/>
+            </w:tcMar>
+            <w:vAlign w:val="top"/>
+          </w:tcPr>
+          <w:p>
+            <w:pPr>
+              <w:spacing w:after="50" w:before="0"/>
+            </w:pPr>
+            <w:r>
+              <w:rPr>
+                <w:color w:val="BBBBBB"/>
+                <w:sz w:val="18"/>
+                <w:szCs w:val="18"/>
+              </w:rPr>
+              <w:t xml:space="preserve">____________________________</w:t>
+            </w:r>
+          </w:p>
+          <w:p>
+            <w:pPr>
+              <w:spacing w:after="50" w:before="0"/>
+            </w:pPr>
+            <w:r>
+              <w:rPr>
+                <w:color w:val="BBBBBB"/>
+                <w:sz w:val="18"/>
+                <w:szCs w:val="18"/>
+              </w:rPr>
+              <w:t xml:space="preserve">____________________________</w:t>
+            </w:r>
+          </w:p>
+          <w:p>
+            <w:pPr>
+              <w:spacing w:after="50" w:before="0"/>
+            </w:pPr>
+            <w:r>
+              <w:rPr>
+                <w:color w:val="BBBBBB"/>
+                <w:sz w:val="18"/>
+                <w:szCs w:val="18"/>
+              </w:rPr>
+              <w:t xml:space="preserve">____________________________</w:t>
+            </w:r>
+          </w:p>
+          <w:p>
+            <w:pPr>
+              <w:spacing w:after="50" w:before="0"/>
+            </w:pPr>
+            <w:r>
+              <w:rPr>
+                <w:color w:val="BBBBBB"/>
+                <w:sz w:val="18"/>
+                <w:szCs w:val="18"/>
+              </w:rPr>
+              <w:t xml:space="preserve">____________________________</w:t>
+            </w:r>
+          </w:p>
+        </w:tc>
+        <w:tc>
+          <w:tcPr>
+            <w:tcW w:type="dxa" w:w="3000"/>
+            <w:shd w:fill="FBF3E2" w:color="auto" w:val="clear"/>
+            <w:tcMar>
+              <w:top w:type="dxa" w:w="80"/>
+              <w:left w:type="dxa" w:w="100"/>
+              <w:bottom w:type="dxa" w:w="80"/>
+              <w:right w:type="dxa" w:w="100"/>
+            </w:tcMar>
+            <w:vAlign w:val="top"/>
+          </w:tcPr>
+          <w:p>
+            <w:pPr>
+              <w:spacing w:after="30" w:before="0"/>
+            </w:pPr>
+            <w:r>
+              <w:rPr>
+                <w:b/>
+                <w:bCs/>
+                <w:color w:val="0F2B3C"/>
+                <w:sz w:val="18"/>
+                <w:szCs w:val="18"/>
+              </w:rPr>
+              <w:t xml:space="preserve">Because... ________________</w:t>
+            </w:r>
+          </w:p>
+          <w:p>
+            <w:pPr>
+              <w:spacing w:after="50" w:before="0"/>
+            </w:pPr>
+            <w:r>
+              <w:rPr>
+                <w:color w:val="BBBBBB"/>
+                <w:sz w:val="18"/>
+                <w:szCs w:val="18"/>
+              </w:rPr>
+              <w:t xml:space="preserve">____________________________</w:t>
+            </w:r>
+          </w:p>
+          <w:p>
+            <w:pPr>
+              <w:spacing w:after="30" w:before="40"/>
+            </w:pPr>
+            <w:r>
+              <w:rPr>
+                <w:b/>
+                <w:bCs/>
+                <w:color w:val="1A6FB5"/>
+                <w:sz w:val="18"/>
+                <w:szCs w:val="18"/>
+              </w:rPr>
+              <w:t xml:space="preserve">Although... _______________</w:t>
+            </w:r>
+          </w:p>
+          <w:p>
+            <w:pPr>
+              <w:spacing w:after="50" w:before="0"/>
+            </w:pPr>
+            <w:r>
+              <w:rPr>
+                <w:color w:val="BBBBBB"/>
+                <w:sz w:val="18"/>
+                <w:szCs w:val="18"/>
+              </w:rPr>
+              <w:t xml:space="preserve">____________________________</w:t>
+            </w:r>
+          </w:p>
+          <w:p>
+            <w:pPr>
+              <w:spacing w:after="30" w:before="40"/>
+            </w:pPr>
+            <w:r>
+              <w:rPr>
+                <w:b/>
+                <w:bCs/>
+                <w:color w:val="7A5400"/>
+                <w:sz w:val="18"/>
+                <w:szCs w:val="18"/>
+              </w:rPr>
+              <w:t xml:space="preserve">Therefore... ______________</w:t>
+            </w:r>
+          </w:p>
+          <w:p>
+            <w:pPr>
+              <w:spacing w:after="50" w:before="0"/>
+            </w:pPr>
+            <w:r>
+              <w:rPr>
+                <w:color w:val="BBBBBB"/>
+                <w:sz w:val="18"/>
+                <w:szCs w:val="18"/>
+              </w:rPr>
+              <w:t xml:space="preserve">____________________________</w:t>
+            </w:r>
+          </w:p>
+        </w:tc>
+      </w:tr>
+    </w:tbl>
     <w:p>
       <w:pPr>
-        <w:spacing w:after="40" w:before="0"/>
-      </w:pPr>
-      <w:r>
-        <w:rPr>
-          <w:color w:val="5E6E7E"/>
-          <w:sz w:val="20"/>
-          <w:szCs w:val="20"/>
-        </w:rPr>
-        <w:t xml:space="preserve">     choices: 6 (the slanted side)   /   4 (the straight-up distance)</w:t>
-      </w:r>
-    </w:p>
-    <w:p>
-      <w:pPr>
-        <w:spacing w:after="80" w:before="0"/>
-      </w:pPr>
-      <w:r>
-        <w:rPr>
-          <w:color w:val="BBBBBB"/>
-        </w:rPr>
-        <w:t xml:space="preserve">____________________________________________________</w:t>
-      </w:r>
-    </w:p>
-    <w:p>
-      <w:pPr>
-        <w:spacing w:after="40" w:before="0"/>
-      </w:pPr>
-      <w:r>
-        <w:rPr>
-          <w:sz w:val="22"/>
-          <w:szCs w:val="22"/>
-        </w:rPr>
-        <w:t xml:space="preserve">2.  A parallelogram has base 8 and height 3. Area = 8 × 3 = ___?</w:t>
-      </w:r>
-    </w:p>
-    <w:p>
-      <w:pPr>
-        <w:spacing w:after="80" w:before="0"/>
-      </w:pPr>
-      <w:r>
-        <w:rPr>
-          <w:color w:val="BBBBBB"/>
-        </w:rPr>
-        <w:t xml:space="preserve">____________________________________________________</w:t>
+        <w:spacing w:after="60" w:before="0"/>
+      </w:pPr>
+      <w:r>
+        <w:t xml:space="preserve"/>
       </w:r>
     </w:p>
     <w:p>
@@ -313,50 +3532,616 @@
         <w:t xml:space="preserve">Stretch into full parallelogram area.</w:t>
       </w:r>
     </w:p>
+    <w:tbl>
+      <w:tblPr>
+        <w:tblW w:type="dxa" w:w="9360"/>
+        <w:tblBorders>
+          <w:top w:val="single" w:color="C7D2DD" w:sz="6"/>
+          <w:left w:val="single" w:color="C7D2DD" w:sz="6"/>
+          <w:bottom w:val="single" w:color="C7D2DD" w:sz="6"/>
+          <w:right w:val="single" w:color="C7D2DD" w:sz="6"/>
+          <w:insideH w:val="single" w:color="C7D2DD" w:sz="6"/>
+          <w:insideV w:val="single" w:color="C7D2DD" w:sz="6"/>
+        </w:tblBorders>
+      </w:tblPr>
+      <w:tblGrid>
+        <w:gridCol w:w="2800"/>
+        <w:gridCol w:w="3560"/>
+        <w:gridCol w:w="3000"/>
+      </w:tblGrid>
+      <w:tr>
+        <w:trPr>
+          <w:cantSplit/>
+          <w:tblHeader/>
+        </w:trPr>
+        <w:tc>
+          <w:tcPr>
+            <w:tcW w:type="dxa" w:w="2800"/>
+            <w:shd w:fill="EEF4F8" w:color="auto" w:val="clear"/>
+            <w:tcMar>
+              <w:top w:type="dxa" w:w="60"/>
+              <w:left w:type="dxa" w:w="100"/>
+              <w:bottom w:type="dxa" w:w="60"/>
+              <w:right w:type="dxa" w:w="100"/>
+            </w:tcMar>
+          </w:tcPr>
+          <w:p>
+            <w:pPr>
+              <w:spacing w:after="0" w:before="0"/>
+            </w:pPr>
+            <w:r>
+              <w:rPr>
+                <w:b/>
+                <w:bCs/>
+                <w:color w:val="0F2B3C"/>
+                <w:sz w:val="16"/>
+                <w:szCs w:val="16"/>
+              </w:rPr>
+              <w:t xml:space="preserve">CORE PROBLEM / GIVEN REPRESENTATION</w:t>
+            </w:r>
+          </w:p>
+        </w:tc>
+        <w:tc>
+          <w:tcPr>
+            <w:tcW w:type="dxa" w:w="3560"/>
+            <w:shd w:fill="EEF4F8" w:color="auto" w:val="clear"/>
+            <w:tcMar>
+              <w:top w:type="dxa" w:w="60"/>
+              <w:left w:type="dxa" w:w="100"/>
+              <w:bottom w:type="dxa" w:w="60"/>
+              <w:right w:type="dxa" w:w="100"/>
+            </w:tcMar>
+          </w:tcPr>
+          <w:p>
+            <w:pPr>
+              <w:spacing w:after="0" w:before="0"/>
+            </w:pPr>
+            <w:r>
+              <w:rPr>
+                <w:b/>
+                <w:bCs/>
+                <w:color w:val="0F2B3C"/>
+                <w:sz w:val="16"/>
+                <w:szCs w:val="16"/>
+              </w:rPr>
+              <w:t xml:space="preserve">WORKING SPACE / CALCULATION STEPS</w:t>
+            </w:r>
+          </w:p>
+        </w:tc>
+        <w:tc>
+          <w:tcPr>
+            <w:tcW w:type="dxa" w:w="3000"/>
+            <w:shd w:fill="FBF3E2" w:color="auto" w:val="clear"/>
+            <w:tcMar>
+              <w:top w:type="dxa" w:w="60"/>
+              <w:left w:type="dxa" w:w="100"/>
+              <w:bottom w:type="dxa" w:w="60"/>
+              <w:right w:type="dxa" w:w="100"/>
+            </w:tcMar>
+          </w:tcPr>
+          <w:p>
+            <w:pPr>
+              <w:spacing w:after="0" w:before="0"/>
+            </w:pPr>
+            <w:r>
+              <w:rPr>
+                <w:b/>
+                <w:bCs/>
+                <w:color w:val="7A5400"/>
+                <w:sz w:val="16"/>
+                <w:szCs w:val="16"/>
+              </w:rPr>
+              <w:t xml:space="preserve">EXPLAIN YOUR REASONING</w:t>
+            </w:r>
+          </w:p>
+        </w:tc>
+      </w:tr>
+      <w:tr>
+        <w:trPr>
+          <w:cantSplit/>
+        </w:trPr>
+        <w:tc>
+          <w:tcPr>
+            <w:tcW w:type="dxa" w:w="2800"/>
+            <w:tcMar>
+              <w:top w:type="dxa" w:w="80"/>
+              <w:left w:type="dxa" w:w="100"/>
+              <w:bottom w:type="dxa" w:w="80"/>
+              <w:right w:type="dxa" w:w="100"/>
+            </w:tcMar>
+            <w:vAlign w:val="top"/>
+          </w:tcPr>
+          <w:p>
+            <w:pPr>
+              <w:spacing w:after="40" w:before="0"/>
+            </w:pPr>
+            <w:r>
+              <w:rPr>
+                <w:b/>
+                <w:bCs/>
+                <w:color w:val="0F2B3C"/>
+                <w:sz w:val="20"/>
+                <w:szCs w:val="20"/>
+              </w:rPr>
+              <w:t xml:space="preserve">1.  A parallelogram has base 9 and height 6. What is its area?</w:t>
+            </w:r>
+          </w:p>
+        </w:tc>
+        <w:tc>
+          <w:tcPr>
+            <w:tcW w:type="dxa" w:w="3560"/>
+            <w:tcMar>
+              <w:top w:type="dxa" w:w="80"/>
+              <w:left w:type="dxa" w:w="100"/>
+              <w:bottom w:type="dxa" w:w="80"/>
+              <w:right w:type="dxa" w:w="100"/>
+            </w:tcMar>
+            <w:vAlign w:val="top"/>
+          </w:tcPr>
+          <w:p>
+            <w:pPr>
+              <w:spacing w:after="50" w:before="0"/>
+            </w:pPr>
+            <w:r>
+              <w:rPr>
+                <w:color w:val="BBBBBB"/>
+                <w:sz w:val="18"/>
+                <w:szCs w:val="18"/>
+              </w:rPr>
+              <w:t xml:space="preserve">____________________________</w:t>
+            </w:r>
+          </w:p>
+          <w:p>
+            <w:pPr>
+              <w:spacing w:after="50" w:before="0"/>
+            </w:pPr>
+            <w:r>
+              <w:rPr>
+                <w:color w:val="BBBBBB"/>
+                <w:sz w:val="18"/>
+                <w:szCs w:val="18"/>
+              </w:rPr>
+              <w:t xml:space="preserve">____________________________</w:t>
+            </w:r>
+          </w:p>
+          <w:p>
+            <w:pPr>
+              <w:spacing w:after="50" w:before="0"/>
+            </w:pPr>
+            <w:r>
+              <w:rPr>
+                <w:color w:val="BBBBBB"/>
+                <w:sz w:val="18"/>
+                <w:szCs w:val="18"/>
+              </w:rPr>
+              <w:t xml:space="preserve">____________________________</w:t>
+            </w:r>
+          </w:p>
+          <w:p>
+            <w:pPr>
+              <w:spacing w:after="50" w:before="0"/>
+            </w:pPr>
+            <w:r>
+              <w:rPr>
+                <w:color w:val="BBBBBB"/>
+                <w:sz w:val="18"/>
+                <w:szCs w:val="18"/>
+              </w:rPr>
+              <w:t xml:space="preserve">____________________________</w:t>
+            </w:r>
+          </w:p>
+        </w:tc>
+        <w:tc>
+          <w:tcPr>
+            <w:tcW w:type="dxa" w:w="3000"/>
+            <w:shd w:fill="FBF3E2" w:color="auto" w:val="clear"/>
+            <w:tcMar>
+              <w:top w:type="dxa" w:w="80"/>
+              <w:left w:type="dxa" w:w="100"/>
+              <w:bottom w:type="dxa" w:w="80"/>
+              <w:right w:type="dxa" w:w="100"/>
+            </w:tcMar>
+            <w:vAlign w:val="top"/>
+          </w:tcPr>
+          <w:p>
+            <w:pPr>
+              <w:spacing w:after="30" w:before="0"/>
+            </w:pPr>
+            <w:r>
+              <w:rPr>
+                <w:b/>
+                <w:bCs/>
+                <w:color w:val="0F2B3C"/>
+                <w:sz w:val="18"/>
+                <w:szCs w:val="18"/>
+              </w:rPr>
+              <w:t xml:space="preserve">Because... ________________</w:t>
+            </w:r>
+          </w:p>
+          <w:p>
+            <w:pPr>
+              <w:spacing w:after="50" w:before="0"/>
+            </w:pPr>
+            <w:r>
+              <w:rPr>
+                <w:color w:val="BBBBBB"/>
+                <w:sz w:val="18"/>
+                <w:szCs w:val="18"/>
+              </w:rPr>
+              <w:t xml:space="preserve">____________________________</w:t>
+            </w:r>
+          </w:p>
+          <w:p>
+            <w:pPr>
+              <w:spacing w:after="30" w:before="40"/>
+            </w:pPr>
+            <w:r>
+              <w:rPr>
+                <w:b/>
+                <w:bCs/>
+                <w:color w:val="1A6FB5"/>
+                <w:sz w:val="18"/>
+                <w:szCs w:val="18"/>
+              </w:rPr>
+              <w:t xml:space="preserve">Although... _______________</w:t>
+            </w:r>
+          </w:p>
+          <w:p>
+            <w:pPr>
+              <w:spacing w:after="50" w:before="0"/>
+            </w:pPr>
+            <w:r>
+              <w:rPr>
+                <w:color w:val="BBBBBB"/>
+                <w:sz w:val="18"/>
+                <w:szCs w:val="18"/>
+              </w:rPr>
+              <w:t xml:space="preserve">____________________________</w:t>
+            </w:r>
+          </w:p>
+          <w:p>
+            <w:pPr>
+              <w:spacing w:after="30" w:before="40"/>
+            </w:pPr>
+            <w:r>
+              <w:rPr>
+                <w:b/>
+                <w:bCs/>
+                <w:color w:val="7A5400"/>
+                <w:sz w:val="18"/>
+                <w:szCs w:val="18"/>
+              </w:rPr>
+              <w:t xml:space="preserve">Therefore... ______________</w:t>
+            </w:r>
+          </w:p>
+          <w:p>
+            <w:pPr>
+              <w:spacing w:after="50" w:before="0"/>
+            </w:pPr>
+            <w:r>
+              <w:rPr>
+                <w:color w:val="BBBBBB"/>
+                <w:sz w:val="18"/>
+                <w:szCs w:val="18"/>
+              </w:rPr>
+              <w:t xml:space="preserve">____________________________</w:t>
+            </w:r>
+          </w:p>
+        </w:tc>
+      </w:tr>
+    </w:tbl>
     <w:p>
       <w:pPr>
-        <w:spacing w:after="40" w:before="0"/>
-      </w:pPr>
-      <w:r>
-        <w:rPr>
-          <w:sz w:val="22"/>
-          <w:szCs w:val="22"/>
-        </w:rPr>
-        <w:t xml:space="preserve">1.  A parallelogram has base 9 and height 6. What is its area?</w:t>
+        <w:spacing w:after="60" w:before="0"/>
+      </w:pPr>
+      <w:r>
+        <w:t xml:space="preserve"/>
       </w:r>
     </w:p>
+    <w:tbl>
+      <w:tblPr>
+        <w:tblW w:type="dxa" w:w="9360"/>
+        <w:tblBorders>
+          <w:top w:val="single" w:color="C7D2DD" w:sz="6"/>
+          <w:left w:val="single" w:color="C7D2DD" w:sz="6"/>
+          <w:bottom w:val="single" w:color="C7D2DD" w:sz="6"/>
+          <w:right w:val="single" w:color="C7D2DD" w:sz="6"/>
+          <w:insideH w:val="single" w:color="C7D2DD" w:sz="6"/>
+          <w:insideV w:val="single" w:color="C7D2DD" w:sz="6"/>
+        </w:tblBorders>
+      </w:tblPr>
+      <w:tblGrid>
+        <w:gridCol w:w="2800"/>
+        <w:gridCol w:w="3560"/>
+        <w:gridCol w:w="3000"/>
+      </w:tblGrid>
+      <w:tr>
+        <w:trPr>
+          <w:cantSplit/>
+          <w:tblHeader/>
+        </w:trPr>
+        <w:tc>
+          <w:tcPr>
+            <w:tcW w:type="dxa" w:w="2800"/>
+            <w:shd w:fill="EEF4F8" w:color="auto" w:val="clear"/>
+            <w:tcMar>
+              <w:top w:type="dxa" w:w="60"/>
+              <w:left w:type="dxa" w:w="100"/>
+              <w:bottom w:type="dxa" w:w="60"/>
+              <w:right w:type="dxa" w:w="100"/>
+            </w:tcMar>
+          </w:tcPr>
+          <w:p>
+            <w:pPr>
+              <w:spacing w:after="0" w:before="0"/>
+            </w:pPr>
+            <w:r>
+              <w:rPr>
+                <w:b/>
+                <w:bCs/>
+                <w:color w:val="0F2B3C"/>
+                <w:sz w:val="16"/>
+                <w:szCs w:val="16"/>
+              </w:rPr>
+              <w:t xml:space="preserve">CORE PROBLEM / GIVEN REPRESENTATION</w:t>
+            </w:r>
+          </w:p>
+        </w:tc>
+        <w:tc>
+          <w:tcPr>
+            <w:tcW w:type="dxa" w:w="3560"/>
+            <w:shd w:fill="EEF4F8" w:color="auto" w:val="clear"/>
+            <w:tcMar>
+              <w:top w:type="dxa" w:w="60"/>
+              <w:left w:type="dxa" w:w="100"/>
+              <w:bottom w:type="dxa" w:w="60"/>
+              <w:right w:type="dxa" w:w="100"/>
+            </w:tcMar>
+          </w:tcPr>
+          <w:p>
+            <w:pPr>
+              <w:spacing w:after="0" w:before="0"/>
+            </w:pPr>
+            <w:r>
+              <w:rPr>
+                <w:b/>
+                <w:bCs/>
+                <w:color w:val="0F2B3C"/>
+                <w:sz w:val="16"/>
+                <w:szCs w:val="16"/>
+              </w:rPr>
+              <w:t xml:space="preserve">WORKING SPACE / CALCULATION STEPS</w:t>
+            </w:r>
+          </w:p>
+        </w:tc>
+        <w:tc>
+          <w:tcPr>
+            <w:tcW w:type="dxa" w:w="3000"/>
+            <w:shd w:fill="FBF3E2" w:color="auto" w:val="clear"/>
+            <w:tcMar>
+              <w:top w:type="dxa" w:w="60"/>
+              <w:left w:type="dxa" w:w="100"/>
+              <w:bottom w:type="dxa" w:w="60"/>
+              <w:right w:type="dxa" w:w="100"/>
+            </w:tcMar>
+          </w:tcPr>
+          <w:p>
+            <w:pPr>
+              <w:spacing w:after="0" w:before="0"/>
+            </w:pPr>
+            <w:r>
+              <w:rPr>
+                <w:b/>
+                <w:bCs/>
+                <w:color w:val="7A5400"/>
+                <w:sz w:val="16"/>
+                <w:szCs w:val="16"/>
+              </w:rPr>
+              <w:t xml:space="preserve">EXPLAIN YOUR REASONING</w:t>
+            </w:r>
+          </w:p>
+        </w:tc>
+      </w:tr>
+      <w:tr>
+        <w:trPr>
+          <w:cantSplit/>
+        </w:trPr>
+        <w:tc>
+          <w:tcPr>
+            <w:tcW w:type="dxa" w:w="2800"/>
+            <w:tcMar>
+              <w:top w:type="dxa" w:w="80"/>
+              <w:left w:type="dxa" w:w="100"/>
+              <w:bottom w:type="dxa" w:w="80"/>
+              <w:right w:type="dxa" w:w="100"/>
+            </w:tcMar>
+            <w:vAlign w:val="top"/>
+          </w:tcPr>
+          <w:p>
+            <w:pPr>
+              <w:spacing w:after="40" w:before="0"/>
+            </w:pPr>
+            <w:r>
+              <w:rPr>
+                <w:b/>
+                <w:bCs/>
+                <w:color w:val="0F2B3C"/>
+                <w:sz w:val="20"/>
+                <w:szCs w:val="20"/>
+              </w:rPr>
+              <w:t xml:space="preserve">2.  A parallelogram has base 10 and height 4.5. What is its area?</w:t>
+            </w:r>
+          </w:p>
+        </w:tc>
+        <w:tc>
+          <w:tcPr>
+            <w:tcW w:type="dxa" w:w="3560"/>
+            <w:tcMar>
+              <w:top w:type="dxa" w:w="80"/>
+              <w:left w:type="dxa" w:w="100"/>
+              <w:bottom w:type="dxa" w:w="80"/>
+              <w:right w:type="dxa" w:w="100"/>
+            </w:tcMar>
+            <w:vAlign w:val="top"/>
+          </w:tcPr>
+          <w:p>
+            <w:pPr>
+              <w:spacing w:after="50" w:before="0"/>
+            </w:pPr>
+            <w:r>
+              <w:rPr>
+                <w:color w:val="BBBBBB"/>
+                <w:sz w:val="18"/>
+                <w:szCs w:val="18"/>
+              </w:rPr>
+              <w:t xml:space="preserve">____________________________</w:t>
+            </w:r>
+          </w:p>
+          <w:p>
+            <w:pPr>
+              <w:spacing w:after="50" w:before="0"/>
+            </w:pPr>
+            <w:r>
+              <w:rPr>
+                <w:color w:val="BBBBBB"/>
+                <w:sz w:val="18"/>
+                <w:szCs w:val="18"/>
+              </w:rPr>
+              <w:t xml:space="preserve">____________________________</w:t>
+            </w:r>
+          </w:p>
+          <w:p>
+            <w:pPr>
+              <w:spacing w:after="50" w:before="0"/>
+            </w:pPr>
+            <w:r>
+              <w:rPr>
+                <w:color w:val="BBBBBB"/>
+                <w:sz w:val="18"/>
+                <w:szCs w:val="18"/>
+              </w:rPr>
+              <w:t xml:space="preserve">____________________________</w:t>
+            </w:r>
+          </w:p>
+          <w:p>
+            <w:pPr>
+              <w:spacing w:after="50" w:before="0"/>
+            </w:pPr>
+            <w:r>
+              <w:rPr>
+                <w:color w:val="BBBBBB"/>
+                <w:sz w:val="18"/>
+                <w:szCs w:val="18"/>
+              </w:rPr>
+              <w:t xml:space="preserve">____________________________</w:t>
+            </w:r>
+          </w:p>
+        </w:tc>
+        <w:tc>
+          <w:tcPr>
+            <w:tcW w:type="dxa" w:w="3000"/>
+            <w:shd w:fill="FBF3E2" w:color="auto" w:val="clear"/>
+            <w:tcMar>
+              <w:top w:type="dxa" w:w="80"/>
+              <w:left w:type="dxa" w:w="100"/>
+              <w:bottom w:type="dxa" w:w="80"/>
+              <w:right w:type="dxa" w:w="100"/>
+            </w:tcMar>
+            <w:vAlign w:val="top"/>
+          </w:tcPr>
+          <w:p>
+            <w:pPr>
+              <w:spacing w:after="30" w:before="0"/>
+            </w:pPr>
+            <w:r>
+              <w:rPr>
+                <w:b/>
+                <w:bCs/>
+                <w:color w:val="0F2B3C"/>
+                <w:sz w:val="18"/>
+                <w:szCs w:val="18"/>
+              </w:rPr>
+              <w:t xml:space="preserve">Because... ________________</w:t>
+            </w:r>
+          </w:p>
+          <w:p>
+            <w:pPr>
+              <w:spacing w:after="50" w:before="0"/>
+            </w:pPr>
+            <w:r>
+              <w:rPr>
+                <w:color w:val="BBBBBB"/>
+                <w:sz w:val="18"/>
+                <w:szCs w:val="18"/>
+              </w:rPr>
+              <w:t xml:space="preserve">____________________________</w:t>
+            </w:r>
+          </w:p>
+          <w:p>
+            <w:pPr>
+              <w:spacing w:after="30" w:before="40"/>
+            </w:pPr>
+            <w:r>
+              <w:rPr>
+                <w:b/>
+                <w:bCs/>
+                <w:color w:val="1A6FB5"/>
+                <w:sz w:val="18"/>
+                <w:szCs w:val="18"/>
+              </w:rPr>
+              <w:t xml:space="preserve">Although... _______________</w:t>
+            </w:r>
+          </w:p>
+          <w:p>
+            <w:pPr>
+              <w:spacing w:after="50" w:before="0"/>
+            </w:pPr>
+            <w:r>
+              <w:rPr>
+                <w:color w:val="BBBBBB"/>
+                <w:sz w:val="18"/>
+                <w:szCs w:val="18"/>
+              </w:rPr>
+              <w:t xml:space="preserve">____________________________</w:t>
+            </w:r>
+          </w:p>
+          <w:p>
+            <w:pPr>
+              <w:spacing w:after="30" w:before="40"/>
+            </w:pPr>
+            <w:r>
+              <w:rPr>
+                <w:b/>
+                <w:bCs/>
+                <w:color w:val="7A5400"/>
+                <w:sz w:val="18"/>
+                <w:szCs w:val="18"/>
+              </w:rPr>
+              <w:t xml:space="preserve">Therefore... ______________</w:t>
+            </w:r>
+          </w:p>
+          <w:p>
+            <w:pPr>
+              <w:spacing w:after="50" w:before="0"/>
+            </w:pPr>
+            <w:r>
+              <w:rPr>
+                <w:color w:val="BBBBBB"/>
+                <w:sz w:val="18"/>
+                <w:szCs w:val="18"/>
+              </w:rPr>
+              <w:t xml:space="preserve">____________________________</w:t>
+            </w:r>
+          </w:p>
+        </w:tc>
+      </w:tr>
+    </w:tbl>
     <w:p>
       <w:pPr>
-        <w:spacing w:after="80" w:before="0"/>
-      </w:pPr>
-      <w:r>
-        <w:rPr>
-          <w:color w:val="BBBBBB"/>
-        </w:rPr>
-        <w:t xml:space="preserve">____________________________________________________</w:t>
-      </w:r>
-    </w:p>
-    <w:p>
-      <w:pPr>
-        <w:spacing w:after="40" w:before="0"/>
-      </w:pPr>
-      <w:r>
-        <w:rPr>
-          <w:sz w:val="22"/>
-          <w:szCs w:val="22"/>
-        </w:rPr>
-        <w:t xml:space="preserve">2.  A parallelogram has base 10 and height 4.5. What is its area?</w:t>
-      </w:r>
-    </w:p>
-    <w:p>
-      <w:pPr>
-        <w:spacing w:after="80" w:before="0"/>
-      </w:pPr>
-      <w:r>
-        <w:rPr>
-          <w:color w:val="BBBBBB"/>
-        </w:rPr>
-        <w:t xml:space="preserve">____________________________________________________</w:t>
+        <w:spacing w:after="60" w:before="0"/>
+      </w:pPr>
+      <w:r>
+        <w:t xml:space="preserve"/>
       </w:r>
     </w:p>
     <w:p>
@@ -433,6 +4218,141 @@
         <w:t xml:space="preserve">____________________________________________________</w:t>
       </w:r>
     </w:p>
+    <w:tbl>
+      <w:tblPr>
+        <w:tblW w:type="dxa" w:w="9360"/>
+        <w:tblBorders>
+          <w:top w:val="single" w:color="C7D2DD" w:sz="6"/>
+          <w:left w:val="single" w:color="C7D2DD" w:sz="6"/>
+          <w:bottom w:val="single" w:color="C7D2DD" w:sz="6"/>
+          <w:right w:val="single" w:color="C7D2DD" w:sz="6"/>
+          <w:insideH w:val="single" w:color="C7D2DD" w:sz="6"/>
+          <w:insideV w:val="single" w:color="C7D2DD" w:sz="6"/>
+        </w:tblBorders>
+      </w:tblPr>
+      <w:tblGrid>
+        <w:gridCol w:w="3120"/>
+        <w:gridCol w:w="3120"/>
+        <w:gridCol w:w="3120"/>
+      </w:tblGrid>
+      <w:tr>
+        <w:trPr>
+          <w:cantSplit/>
+          <w:tblHeader/>
+        </w:trPr>
+        <w:tc>
+          <w:tcPr>
+            <w:tcW w:type="dxa" w:w="9360"/>
+            <w:gridSpan w:val="3"/>
+            <w:shd w:fill="EEF4F8" w:color="auto" w:val="clear"/>
+            <w:tcMar>
+              <w:top w:type="dxa" w:w="60"/>
+              <w:left w:type="dxa" w:w="100"/>
+              <w:bottom w:type="dxa" w:w="60"/>
+              <w:right w:type="dxa" w:w="100"/>
+            </w:tcMar>
+          </w:tcPr>
+          <w:p>
+            <w:pPr>
+              <w:spacing w:after="0" w:before="0"/>
+            </w:pPr>
+            <w:r>
+              <w:rPr>
+                <w:b/>
+                <w:bCs/>
+                <w:color w:val="0F2B3C"/>
+                <w:sz w:val="18"/>
+                <w:szCs w:val="18"/>
+              </w:rPr>
+              <w:t xml:space="preserve">EXIT CHECK · 3-POINT SELF-ASSESSMENT CHECKLIST</w:t>
+            </w:r>
+          </w:p>
+        </w:tc>
+      </w:tr>
+      <w:tr>
+        <w:trPr>
+          <w:cantSplit/>
+        </w:trPr>
+        <w:tc>
+          <w:tcPr>
+            <w:tcW w:type="dxa" w:w="3120"/>
+            <w:tcMar>
+              <w:top w:type="dxa" w:w="80"/>
+              <w:left w:type="dxa" w:w="100"/>
+              <w:bottom w:type="dxa" w:w="80"/>
+              <w:right w:type="dxa" w:w="100"/>
+            </w:tcMar>
+          </w:tcPr>
+          <w:p>
+            <w:pPr>
+              <w:spacing w:after="0" w:before="0"/>
+            </w:pPr>
+            <w:r>
+              <w:rPr>
+                <w:b/>
+                <w:bCs/>
+                <w:color w:val="0F2B3C"/>
+                <w:sz w:val="18"/>
+                <w:szCs w:val="18"/>
+              </w:rPr>
+              <w:t xml:space="preserve">☐ 1. Units &amp; Labels Verified</w:t>
+            </w:r>
+          </w:p>
+        </w:tc>
+        <w:tc>
+          <w:tcPr>
+            <w:tcW w:type="dxa" w:w="3120"/>
+            <w:tcMar>
+              <w:top w:type="dxa" w:w="80"/>
+              <w:left w:type="dxa" w:w="100"/>
+              <w:bottom w:type="dxa" w:w="80"/>
+              <w:right w:type="dxa" w:w="100"/>
+            </w:tcMar>
+          </w:tcPr>
+          <w:p>
+            <w:pPr>
+              <w:spacing w:after="0" w:before="0"/>
+            </w:pPr>
+            <w:r>
+              <w:rPr>
+                <w:b/>
+                <w:bCs/>
+                <w:color w:val="0F2B3C"/>
+                <w:sz w:val="18"/>
+                <w:szCs w:val="18"/>
+              </w:rPr>
+              <w:t xml:space="preserve">☐ 2. Reasoning Stated (Because / Although / Therefore)</w:t>
+            </w:r>
+          </w:p>
+        </w:tc>
+        <w:tc>
+          <w:tcPr>
+            <w:tcW w:type="dxa" w:w="3120"/>
+            <w:tcMar>
+              <w:top w:type="dxa" w:w="80"/>
+              <w:left w:type="dxa" w:w="100"/>
+              <w:bottom w:type="dxa" w:w="80"/>
+              <w:right w:type="dxa" w:w="100"/>
+            </w:tcMar>
+          </w:tcPr>
+          <w:p>
+            <w:pPr>
+              <w:spacing w:after="0" w:before="0"/>
+            </w:pPr>
+            <w:r>
+              <w:rPr>
+                <w:b/>
+                <w:bCs/>
+                <w:color w:val="0F2B3C"/>
+                <w:sz w:val="18"/>
+                <w:szCs w:val="18"/>
+              </w:rPr>
+              <w:t xml:space="preserve">☐ 3. Calculations Double-Checked</w:t>
+            </w:r>
+          </w:p>
+        </w:tc>
+      </w:tr>
+    </w:tbl>
     <w:p>
       <w:pPr>
         <w:spacing w:after="60" w:before="120"/>
